--- a/docs/SRS_Face_Recognition_Attendance_System.docx
+++ b/docs/SRS_Face_Recognition_Attendance_System.docx
@@ -211,7 +211,7 @@
                 <w:b w:val="false"/>
                 <w:bCs w:val="false"/>
               </w:rPr>
-              <w:t xml:space="preserve">&lt;Team Name&gt;</w:t>
+              <w:t>SE GROUP</w:t>
             </w:r>
           </w:p>
         </w:tc>
@@ -261,7 +261,7 @@
                 <w:b w:val="false"/>
                 <w:bCs w:val="false"/>
               </w:rPr>
-              <w:t xml:space="preserve">&lt;Name&gt;  |  SRN: &lt;SRN&gt;</w:t>
+              <w:t>MITHUN S  |  SRN: PES2UG24AM208</w:t>
             </w:r>
           </w:p>
         </w:tc>
@@ -311,7 +311,7 @@
                 <w:b w:val="false"/>
                 <w:bCs w:val="false"/>
               </w:rPr>
-              <w:t xml:space="preserve">&lt;Name&gt;  |  SRN: &lt;SRN&gt;</w:t>
+              <w:t>BHARATH H G  |  SRN: PES2UG24AM197</w:t>
             </w:r>
           </w:p>
         </w:tc>
@@ -361,7 +361,7 @@
                 <w:b w:val="false"/>
                 <w:bCs w:val="false"/>
               </w:rPr>
-              <w:t xml:space="preserve">&lt;Name&gt;  |  SRN: &lt;SRN&gt;</w:t>
+              <w:t>VARUN C H  |  SRN: PES2UG24AM180</w:t>
             </w:r>
           </w:p>
         </w:tc>
@@ -411,7 +411,7 @@
                 <w:b w:val="false"/>
                 <w:bCs w:val="false"/>
               </w:rPr>
-              <w:t xml:space="preserve">&lt;Name&gt;  |  SRN: &lt;SRN&gt;</w:t>
+              <w:t>YASHWANT ADITYA VARMA  |  SRN: PES2UG24AM190</w:t>
             </w:r>
           </w:p>
         </w:tc>
@@ -461,7 +461,7 @@
                 <w:b w:val="false"/>
                 <w:bCs w:val="false"/>
               </w:rPr>
-              <w:t xml:space="preserve">&lt;Author Name(s)&gt;</w:t>
+              <w:t>MITHUN S</w:t>
             </w:r>
           </w:p>
         </w:tc>
@@ -561,7 +561,7 @@
                 <w:b w:val="false"/>
                 <w:bCs w:val="false"/>
               </w:rPr>
-              <w:t xml:space="preserve">&lt;DD Month 2026&gt;</w:t>
+              <w:t>5.10.2026</w:t>
             </w:r>
           </w:p>
         </w:tc>
@@ -730,7 +730,7 @@
                 <w:b w:val="false"/>
                 <w:bCs w:val="false"/>
               </w:rPr>
-              <w:t xml:space="preserve">&lt;Name&gt;</w:t>
+              <w:t>MITHUN S</w:t>
             </w:r>
           </w:p>
         </w:tc>
@@ -754,7 +754,7 @@
                 <w:b w:val="false"/>
                 <w:bCs w:val="false"/>
               </w:rPr>
-              <w:t xml:space="preserve">&lt;Date&gt;</w:t>
+              <w:t>5.10.2026</w:t>
             </w:r>
           </w:p>
         </w:tc>

--- a/docs/SRS_Face_Recognition_Attendance_System.docx
+++ b/docs/SRS_Face_Recognition_Attendance_System.docx
@@ -5454,7 +5454,7 @@
         <w:spacing w:after="140" w:line="300"/>
       </w:pPr>
       <w:r>
-        <w:t xml:space="preserve">To be populated as design and test artefacts are produced in Phases 2 and 3; the structure below follows the course template.</w:t>
+        <w:t>Maps each requirement to its architecture, design, code and test references. Test Case ID = automated tests (pytest, run by CI); System Test Case ID = manual system tests with the webcam. Entries marked Partial or Not implemented are explained in docs/DEVIATIONS.md.</w:t>
       </w:r>
     </w:p>
     <w:tbl>
@@ -5471,13 +5471,13 @@
       </w:tblPr>
       <w:tblGrid>
         <w:gridCol w:w="500"/>
-        <w:gridCol w:w="1100"/>
-        <w:gridCol w:w="2800"/>
-        <w:gridCol w:w="1100"/>
-        <w:gridCol w:w="1100"/>
-        <w:gridCol w:w="1100"/>
-        <w:gridCol w:w="1000"/>
-        <w:gridCol w:w="1140"/>
+        <w:gridCol w:w="880"/>
+        <w:gridCol w:w="1750"/>
+        <w:gridCol w:w="1250"/>
+        <w:gridCol w:w="1050"/>
+        <w:gridCol w:w="2180"/>
+        <w:gridCol w:w="900"/>
+        <w:gridCol w:w="850"/>
       </w:tblGrid>
       <w:tr>
         <w:trPr>
@@ -5510,7 +5510,7 @@
         </w:tc>
         <w:tc>
           <w:tcPr>
-            <w:tcW w:type="dxa" w:w="1100"/>
+            <w:tcW w:type="dxa" w:w="880"/>
             <w:shd w:fill="1F3864" w:val="clear"/>
             <w:tcMar>
               <w:top w:type="dxa" w:w="60"/>
@@ -5535,7 +5535,7 @@
         </w:tc>
         <w:tc>
           <w:tcPr>
-            <w:tcW w:type="dxa" w:w="2800"/>
+            <w:tcW w:type="dxa" w:w="1750"/>
             <w:shd w:fill="1F3864" w:val="clear"/>
             <w:tcMar>
               <w:top w:type="dxa" w:w="60"/>
@@ -5560,7 +5560,7 @@
         </w:tc>
         <w:tc>
           <w:tcPr>
-            <w:tcW w:type="dxa" w:w="1100"/>
+            <w:tcW w:type="dxa" w:w="1250"/>
             <w:shd w:fill="1F3864" w:val="clear"/>
             <w:tcMar>
               <w:top w:type="dxa" w:w="60"/>
@@ -5585,7 +5585,7 @@
         </w:tc>
         <w:tc>
           <w:tcPr>
-            <w:tcW w:type="dxa" w:w="1100"/>
+            <w:tcW w:type="dxa" w:w="1050"/>
             <w:shd w:fill="1F3864" w:val="clear"/>
             <w:tcMar>
               <w:top w:type="dxa" w:w="60"/>
@@ -5610,7 +5610,7 @@
         </w:tc>
         <w:tc>
           <w:tcPr>
-            <w:tcW w:type="dxa" w:w="1100"/>
+            <w:tcW w:type="dxa" w:w="2180"/>
             <w:shd w:fill="1F3864" w:val="clear"/>
             <w:tcMar>
               <w:top w:type="dxa" w:w="60"/>
@@ -5635,7 +5635,7 @@
         </w:tc>
         <w:tc>
           <w:tcPr>
-            <w:tcW w:type="dxa" w:w="1000"/>
+            <w:tcW w:type="dxa" w:w="900"/>
             <w:shd w:fill="1F3864" w:val="clear"/>
             <w:tcMar>
               <w:top w:type="dxa" w:w="60"/>
@@ -5660,7 +5660,7 @@
         </w:tc>
         <w:tc>
           <w:tcPr>
-            <w:tcW w:type="dxa" w:w="1140"/>
+            <w:tcW w:type="dxa" w:w="850"/>
             <w:shd w:fill="1F3864" w:val="clear"/>
             <w:tcMar>
               <w:top w:type="dxa" w:w="60"/>
@@ -5687,185 +5687,201 @@
       <w:tr>
         <w:tc>
           <w:tcPr>
-            <w:tcMar>
-              <w:top w:type="dxa" w:w="60"/>
-              <w:left w:type="dxa" w:w="100"/>
-              <w:bottom w:type="dxa" w:w="60"/>
-              <w:right w:type="dxa" w:w="100"/>
-            </w:tcMar>
-            <w:vAlign w:val="center"/>
-          </w:tcPr>
-          <w:p>
-            <w:pPr>
-              <w:jc w:val="left"/>
-            </w:pPr>
-            <w:r>
-              <w:rPr>
-                <w:b w:val="false"/>
-                <w:bCs w:val="false"/>
-              </w:rPr>
-              <w:t xml:space="preserve"/>
-            </w:r>
-          </w:p>
-        </w:tc>
-        <w:tc>
-          <w:tcPr>
-            <w:tcMar>
-              <w:top w:type="dxa" w:w="60"/>
-              <w:left w:type="dxa" w:w="100"/>
-              <w:bottom w:type="dxa" w:w="60"/>
-              <w:right w:type="dxa" w:w="100"/>
-            </w:tcMar>
-            <w:vAlign w:val="center"/>
-          </w:tcPr>
-          <w:p>
-            <w:pPr>
-              <w:jc w:val="left"/>
-            </w:pPr>
-            <w:r>
-              <w:rPr>
-                <w:b w:val="false"/>
-                <w:bCs w:val="false"/>
-              </w:rPr>
-              <w:t xml:space="preserve"/>
-            </w:r>
-          </w:p>
-        </w:tc>
-        <w:tc>
-          <w:tcPr>
-            <w:tcMar>
-              <w:top w:type="dxa" w:w="60"/>
-              <w:left w:type="dxa" w:w="100"/>
-              <w:bottom w:type="dxa" w:w="60"/>
-              <w:right w:type="dxa" w:w="100"/>
-            </w:tcMar>
-            <w:vAlign w:val="center"/>
-          </w:tcPr>
-          <w:p>
-            <w:pPr>
-              <w:jc w:val="left"/>
-            </w:pPr>
-            <w:r>
-              <w:rPr>
-                <w:b w:val="false"/>
-                <w:bCs w:val="false"/>
-              </w:rPr>
-              <w:t xml:space="preserve"/>
-            </w:r>
-          </w:p>
-        </w:tc>
-        <w:tc>
-          <w:tcPr>
-            <w:tcMar>
-              <w:top w:type="dxa" w:w="60"/>
-              <w:left w:type="dxa" w:w="100"/>
-              <w:bottom w:type="dxa" w:w="60"/>
-              <w:right w:type="dxa" w:w="100"/>
-            </w:tcMar>
-            <w:vAlign w:val="center"/>
-          </w:tcPr>
-          <w:p>
-            <w:pPr>
-              <w:jc w:val="left"/>
-            </w:pPr>
-            <w:r>
-              <w:rPr>
-                <w:b w:val="false"/>
-                <w:bCs w:val="false"/>
-              </w:rPr>
-              <w:t xml:space="preserve"/>
-            </w:r>
-          </w:p>
-        </w:tc>
-        <w:tc>
-          <w:tcPr>
-            <w:tcMar>
-              <w:top w:type="dxa" w:w="60"/>
-              <w:left w:type="dxa" w:w="100"/>
-              <w:bottom w:type="dxa" w:w="60"/>
-              <w:right w:type="dxa" w:w="100"/>
-            </w:tcMar>
-            <w:vAlign w:val="center"/>
-          </w:tcPr>
-          <w:p>
-            <w:pPr>
-              <w:jc w:val="left"/>
-            </w:pPr>
-            <w:r>
-              <w:rPr>
-                <w:b w:val="false"/>
-                <w:bCs w:val="false"/>
-              </w:rPr>
-              <w:t xml:space="preserve"/>
-            </w:r>
-          </w:p>
-        </w:tc>
-        <w:tc>
-          <w:tcPr>
-            <w:tcMar>
-              <w:top w:type="dxa" w:w="60"/>
-              <w:left w:type="dxa" w:w="100"/>
-              <w:bottom w:type="dxa" w:w="60"/>
-              <w:right w:type="dxa" w:w="100"/>
-            </w:tcMar>
-            <w:vAlign w:val="center"/>
-          </w:tcPr>
-          <w:p>
-            <w:pPr>
-              <w:jc w:val="left"/>
-            </w:pPr>
-            <w:r>
-              <w:rPr>
-                <w:b w:val="false"/>
-                <w:bCs w:val="false"/>
-              </w:rPr>
-              <w:t xml:space="preserve"/>
-            </w:r>
-          </w:p>
-        </w:tc>
-        <w:tc>
-          <w:tcPr>
-            <w:tcMar>
-              <w:top w:type="dxa" w:w="60"/>
-              <w:left w:type="dxa" w:w="100"/>
-              <w:bottom w:type="dxa" w:w="60"/>
-              <w:right w:type="dxa" w:w="100"/>
-            </w:tcMar>
-            <w:vAlign w:val="center"/>
-          </w:tcPr>
-          <w:p>
-            <w:pPr>
-              <w:jc w:val="left"/>
-            </w:pPr>
-            <w:r>
-              <w:rPr>
-                <w:b w:val="false"/>
-                <w:bCs w:val="false"/>
-              </w:rPr>
-              <w:t xml:space="preserve"/>
-            </w:r>
-          </w:p>
-        </w:tc>
-        <w:tc>
-          <w:tcPr>
-            <w:tcMar>
-              <w:top w:type="dxa" w:w="60"/>
-              <w:left w:type="dxa" w:w="100"/>
-              <w:bottom w:type="dxa" w:w="60"/>
-              <w:right w:type="dxa" w:w="100"/>
-            </w:tcMar>
-            <w:vAlign w:val="center"/>
-          </w:tcPr>
-          <w:p>
-            <w:pPr>
-              <w:jc w:val="left"/>
-            </w:pPr>
-            <w:r>
-              <w:rPr>
-                <w:b w:val="false"/>
-                <w:bCs w:val="false"/>
-              </w:rPr>
-              <w:t xml:space="preserve"/>
+            <w:tcW w:type="dxa" w:w="500"/>
+            <w:tcMar>
+              <w:top w:type="dxa" w:w="60"/>
+              <w:left w:type="dxa" w:w="100"/>
+              <w:bottom w:type="dxa" w:w="60"/>
+              <w:right w:type="dxa" w:w="100"/>
+            </w:tcMar>
+            <w:vAlign w:val="center"/>
+          </w:tcPr>
+          <w:p>
+            <w:pPr>
+              <w:jc w:val="left"/>
+            </w:pPr>
+            <w:r>
+              <w:rPr>
+                <w:b w:val="false"/>
+                <w:bCs w:val="false"/>
+                <w:sz w:val="15"/>
+              </w:rPr>
+              <w:t>1</w:t>
+            </w:r>
+          </w:p>
+        </w:tc>
+        <w:tc>
+          <w:tcPr>
+            <w:tcW w:type="dxa" w:w="880"/>
+            <w:tcMar>
+              <w:top w:type="dxa" w:w="60"/>
+              <w:left w:type="dxa" w:w="100"/>
+              <w:bottom w:type="dxa" w:w="60"/>
+              <w:right w:type="dxa" w:w="100"/>
+            </w:tcMar>
+            <w:vAlign w:val="center"/>
+          </w:tcPr>
+          <w:p>
+            <w:pPr>
+              <w:jc w:val="left"/>
+            </w:pPr>
+            <w:r>
+              <w:rPr>
+                <w:b w:val="false"/>
+                <w:bCs w:val="false"/>
+                <w:sz w:val="15"/>
+              </w:rPr>
+              <w:t>REQ-EN-1</w:t>
+            </w:r>
+          </w:p>
+        </w:tc>
+        <w:tc>
+          <w:tcPr>
+            <w:tcW w:type="dxa" w:w="1750"/>
+            <w:tcMar>
+              <w:top w:type="dxa" w:w="60"/>
+              <w:left w:type="dxa" w:w="100"/>
+              <w:bottom w:type="dxa" w:w="60"/>
+              <w:right w:type="dxa" w:w="100"/>
+            </w:tcMar>
+            <w:vAlign w:val="center"/>
+          </w:tcPr>
+          <w:p>
+            <w:pPr>
+              <w:jc w:val="left"/>
+            </w:pPr>
+            <w:r>
+              <w:rPr>
+                <w:b w:val="false"/>
+                <w:bCs w:val="false"/>
+                <w:sz w:val="15"/>
+              </w:rPr>
+              <w:t>Capture at least 3 reference face images per student via webcam</w:t>
+            </w:r>
+          </w:p>
+        </w:tc>
+        <w:tc>
+          <w:tcPr>
+            <w:tcW w:type="dxa" w:w="1250"/>
+            <w:tcMar>
+              <w:top w:type="dxa" w:w="60"/>
+              <w:left w:type="dxa" w:w="100"/>
+              <w:bottom w:type="dxa" w:w="60"/>
+              <w:right w:type="dxa" w:w="100"/>
+            </w:tcMar>
+            <w:vAlign w:val="center"/>
+          </w:tcPr>
+          <w:p>
+            <w:pPr>
+              <w:jc w:val="left"/>
+            </w:pPr>
+            <w:r>
+              <w:rPr>
+                <w:b w:val="false"/>
+                <w:bCs w:val="false"/>
+                <w:sz w:val="15"/>
+              </w:rPr>
+              <w:t>HLD §4 (Face Enrollment &amp; Recognition Service); §5.1</w:t>
+            </w:r>
+          </w:p>
+        </w:tc>
+        <w:tc>
+          <w:tcPr>
+            <w:tcW w:type="dxa" w:w="1050"/>
+            <w:tcMar>
+              <w:top w:type="dxa" w:w="60"/>
+              <w:left w:type="dxa" w:w="100"/>
+              <w:bottom w:type="dxa" w:w="60"/>
+              <w:right w:type="dxa" w:w="100"/>
+            </w:tcMar>
+            <w:vAlign w:val="center"/>
+          </w:tcPr>
+          <w:p>
+            <w:pPr>
+              <w:jc w:val="left"/>
+            </w:pPr>
+            <w:r>
+              <w:rPr>
+                <w:b w:val="false"/>
+                <w:bCs w:val="false"/>
+                <w:sz w:val="15"/>
+              </w:rPr>
+              <w:t>SWD §2, §5.1, §6 (POST /enroll), §7</w:t>
+            </w:r>
+          </w:p>
+        </w:tc>
+        <w:tc>
+          <w:tcPr>
+            <w:tcW w:type="dxa" w:w="2180"/>
+            <w:tcMar>
+              <w:top w:type="dxa" w:w="60"/>
+              <w:left w:type="dxa" w:w="100"/>
+              <w:bottom w:type="dxa" w:w="60"/>
+              <w:right w:type="dxa" w:w="100"/>
+            </w:tcMar>
+            <w:vAlign w:val="center"/>
+          </w:tcPr>
+          <w:p>
+            <w:pPr>
+              <w:jc w:val="left"/>
+            </w:pPr>
+            <w:r>
+              <w:rPr>
+                <w:b w:val="false"/>
+                <w:bCs w:val="false"/>
+                <w:sz w:val="15"/>
+              </w:rPr>
+              <w:t>app.py: capture_face_samples(), enroll(); templates/enroll.html</w:t>
+            </w:r>
+          </w:p>
+        </w:tc>
+        <w:tc>
+          <w:tcPr>
+            <w:tcW w:type="dxa" w:w="900"/>
+            <w:tcMar>
+              <w:top w:type="dxa" w:w="60"/>
+              <w:left w:type="dxa" w:w="100"/>
+              <w:bottom w:type="dxa" w:w="60"/>
+              <w:right w:type="dxa" w:w="100"/>
+            </w:tcMar>
+            <w:vAlign w:val="center"/>
+          </w:tcPr>
+          <w:p>
+            <w:pPr>
+              <w:jc w:val="left"/>
+            </w:pPr>
+            <w:r>
+              <w:rPr>
+                <w:b w:val="false"/>
+                <w:bCs w:val="false"/>
+                <w:sz w:val="15"/>
+              </w:rPr>
+              <w:t>EN-02, EN-03</w:t>
+            </w:r>
+          </w:p>
+        </w:tc>
+        <w:tc>
+          <w:tcPr>
+            <w:tcW w:type="dxa" w:w="850"/>
+            <w:tcMar>
+              <w:top w:type="dxa" w:w="60"/>
+              <w:left w:type="dxa" w:w="100"/>
+              <w:bottom w:type="dxa" w:w="60"/>
+              <w:right w:type="dxa" w:w="100"/>
+            </w:tcMar>
+            <w:vAlign w:val="center"/>
+          </w:tcPr>
+          <w:p>
+            <w:pPr>
+              <w:jc w:val="left"/>
+            </w:pPr>
+            <w:r>
+              <w:rPr>
+                <w:b w:val="false"/>
+                <w:bCs w:val="false"/>
+                <w:sz w:val="15"/>
+              </w:rPr>
+              <w:t>EN-01</w:t>
             </w:r>
           </w:p>
         </w:tc>
@@ -5873,185 +5889,201 @@
       <w:tr>
         <w:tc>
           <w:tcPr>
-            <w:tcMar>
-              <w:top w:type="dxa" w:w="60"/>
-              <w:left w:type="dxa" w:w="100"/>
-              <w:bottom w:type="dxa" w:w="60"/>
-              <w:right w:type="dxa" w:w="100"/>
-            </w:tcMar>
-            <w:vAlign w:val="center"/>
-          </w:tcPr>
-          <w:p>
-            <w:pPr>
-              <w:jc w:val="left"/>
-            </w:pPr>
-            <w:r>
-              <w:rPr>
-                <w:b w:val="false"/>
-                <w:bCs w:val="false"/>
-              </w:rPr>
-              <w:t xml:space="preserve"/>
-            </w:r>
-          </w:p>
-        </w:tc>
-        <w:tc>
-          <w:tcPr>
-            <w:tcMar>
-              <w:top w:type="dxa" w:w="60"/>
-              <w:left w:type="dxa" w:w="100"/>
-              <w:bottom w:type="dxa" w:w="60"/>
-              <w:right w:type="dxa" w:w="100"/>
-            </w:tcMar>
-            <w:vAlign w:val="center"/>
-          </w:tcPr>
-          <w:p>
-            <w:pPr>
-              <w:jc w:val="left"/>
-            </w:pPr>
-            <w:r>
-              <w:rPr>
-                <w:b w:val="false"/>
-                <w:bCs w:val="false"/>
-              </w:rPr>
-              <w:t xml:space="preserve"/>
-            </w:r>
-          </w:p>
-        </w:tc>
-        <w:tc>
-          <w:tcPr>
-            <w:tcMar>
-              <w:top w:type="dxa" w:w="60"/>
-              <w:left w:type="dxa" w:w="100"/>
-              <w:bottom w:type="dxa" w:w="60"/>
-              <w:right w:type="dxa" w:w="100"/>
-            </w:tcMar>
-            <w:vAlign w:val="center"/>
-          </w:tcPr>
-          <w:p>
-            <w:pPr>
-              <w:jc w:val="left"/>
-            </w:pPr>
-            <w:r>
-              <w:rPr>
-                <w:b w:val="false"/>
-                <w:bCs w:val="false"/>
-              </w:rPr>
-              <w:t xml:space="preserve"/>
-            </w:r>
-          </w:p>
-        </w:tc>
-        <w:tc>
-          <w:tcPr>
-            <w:tcMar>
-              <w:top w:type="dxa" w:w="60"/>
-              <w:left w:type="dxa" w:w="100"/>
-              <w:bottom w:type="dxa" w:w="60"/>
-              <w:right w:type="dxa" w:w="100"/>
-            </w:tcMar>
-            <w:vAlign w:val="center"/>
-          </w:tcPr>
-          <w:p>
-            <w:pPr>
-              <w:jc w:val="left"/>
-            </w:pPr>
-            <w:r>
-              <w:rPr>
-                <w:b w:val="false"/>
-                <w:bCs w:val="false"/>
-              </w:rPr>
-              <w:t xml:space="preserve"/>
-            </w:r>
-          </w:p>
-        </w:tc>
-        <w:tc>
-          <w:tcPr>
-            <w:tcMar>
-              <w:top w:type="dxa" w:w="60"/>
-              <w:left w:type="dxa" w:w="100"/>
-              <w:bottom w:type="dxa" w:w="60"/>
-              <w:right w:type="dxa" w:w="100"/>
-            </w:tcMar>
-            <w:vAlign w:val="center"/>
-          </w:tcPr>
-          <w:p>
-            <w:pPr>
-              <w:jc w:val="left"/>
-            </w:pPr>
-            <w:r>
-              <w:rPr>
-                <w:b w:val="false"/>
-                <w:bCs w:val="false"/>
-              </w:rPr>
-              <w:t xml:space="preserve"/>
-            </w:r>
-          </w:p>
-        </w:tc>
-        <w:tc>
-          <w:tcPr>
-            <w:tcMar>
-              <w:top w:type="dxa" w:w="60"/>
-              <w:left w:type="dxa" w:w="100"/>
-              <w:bottom w:type="dxa" w:w="60"/>
-              <w:right w:type="dxa" w:w="100"/>
-            </w:tcMar>
-            <w:vAlign w:val="center"/>
-          </w:tcPr>
-          <w:p>
-            <w:pPr>
-              <w:jc w:val="left"/>
-            </w:pPr>
-            <w:r>
-              <w:rPr>
-                <w:b w:val="false"/>
-                <w:bCs w:val="false"/>
-              </w:rPr>
-              <w:t xml:space="preserve"/>
-            </w:r>
-          </w:p>
-        </w:tc>
-        <w:tc>
-          <w:tcPr>
-            <w:tcMar>
-              <w:top w:type="dxa" w:w="60"/>
-              <w:left w:type="dxa" w:w="100"/>
-              <w:bottom w:type="dxa" w:w="60"/>
-              <w:right w:type="dxa" w:w="100"/>
-            </w:tcMar>
-            <w:vAlign w:val="center"/>
-          </w:tcPr>
-          <w:p>
-            <w:pPr>
-              <w:jc w:val="left"/>
-            </w:pPr>
-            <w:r>
-              <w:rPr>
-                <w:b w:val="false"/>
-                <w:bCs w:val="false"/>
-              </w:rPr>
-              <w:t xml:space="preserve"/>
-            </w:r>
-          </w:p>
-        </w:tc>
-        <w:tc>
-          <w:tcPr>
-            <w:tcMar>
-              <w:top w:type="dxa" w:w="60"/>
-              <w:left w:type="dxa" w:w="100"/>
-              <w:bottom w:type="dxa" w:w="60"/>
-              <w:right w:type="dxa" w:w="100"/>
-            </w:tcMar>
-            <w:vAlign w:val="center"/>
-          </w:tcPr>
-          <w:p>
-            <w:pPr>
-              <w:jc w:val="left"/>
-            </w:pPr>
-            <w:r>
-              <w:rPr>
-                <w:b w:val="false"/>
-                <w:bCs w:val="false"/>
-              </w:rPr>
-              <w:t xml:space="preserve"/>
+            <w:tcW w:type="dxa" w:w="500"/>
+            <w:tcMar>
+              <w:top w:type="dxa" w:w="60"/>
+              <w:left w:type="dxa" w:w="100"/>
+              <w:bottom w:type="dxa" w:w="60"/>
+              <w:right w:type="dxa" w:w="100"/>
+            </w:tcMar>
+            <w:vAlign w:val="center"/>
+          </w:tcPr>
+          <w:p>
+            <w:pPr>
+              <w:jc w:val="left"/>
+            </w:pPr>
+            <w:r>
+              <w:rPr>
+                <w:b w:val="false"/>
+                <w:bCs w:val="false"/>
+                <w:sz w:val="15"/>
+              </w:rPr>
+              <w:t>2</w:t>
+            </w:r>
+          </w:p>
+        </w:tc>
+        <w:tc>
+          <w:tcPr>
+            <w:tcW w:type="dxa" w:w="880"/>
+            <w:tcMar>
+              <w:top w:type="dxa" w:w="60"/>
+              <w:left w:type="dxa" w:w="100"/>
+              <w:bottom w:type="dxa" w:w="60"/>
+              <w:right w:type="dxa" w:w="100"/>
+            </w:tcMar>
+            <w:vAlign w:val="center"/>
+          </w:tcPr>
+          <w:p>
+            <w:pPr>
+              <w:jc w:val="left"/>
+            </w:pPr>
+            <w:r>
+              <w:rPr>
+                <w:b w:val="false"/>
+                <w:bCs w:val="false"/>
+                <w:sz w:val="15"/>
+              </w:rPr>
+              <w:t>REQ-EN-2</w:t>
+            </w:r>
+          </w:p>
+        </w:tc>
+        <w:tc>
+          <w:tcPr>
+            <w:tcW w:type="dxa" w:w="1750"/>
+            <w:tcMar>
+              <w:top w:type="dxa" w:w="60"/>
+              <w:left w:type="dxa" w:w="100"/>
+              <w:bottom w:type="dxa" w:w="60"/>
+              <w:right w:type="dxa" w:w="100"/>
+            </w:tcMar>
+            <w:vAlign w:val="center"/>
+          </w:tcPr>
+          <w:p>
+            <w:pPr>
+              <w:jc w:val="left"/>
+            </w:pPr>
+            <w:r>
+              <w:rPr>
+                <w:b w:val="false"/>
+                <w:bCs w:val="false"/>
+                <w:sz w:val="15"/>
+              </w:rPr>
+              <w:t>Reject a capture with no face, or more than one face</w:t>
+            </w:r>
+          </w:p>
+        </w:tc>
+        <w:tc>
+          <w:tcPr>
+            <w:tcW w:type="dxa" w:w="1250"/>
+            <w:tcMar>
+              <w:top w:type="dxa" w:w="60"/>
+              <w:left w:type="dxa" w:w="100"/>
+              <w:bottom w:type="dxa" w:w="60"/>
+              <w:right w:type="dxa" w:w="100"/>
+            </w:tcMar>
+            <w:vAlign w:val="center"/>
+          </w:tcPr>
+          <w:p>
+            <w:pPr>
+              <w:jc w:val="left"/>
+            </w:pPr>
+            <w:r>
+              <w:rPr>
+                <w:b w:val="false"/>
+                <w:bCs w:val="false"/>
+                <w:sz w:val="15"/>
+              </w:rPr>
+              <w:t>HLD §4 (Face Enrollment &amp; Recognition Service); §5.1</w:t>
+            </w:r>
+          </w:p>
+        </w:tc>
+        <w:tc>
+          <w:tcPr>
+            <w:tcW w:type="dxa" w:w="1050"/>
+            <w:tcMar>
+              <w:top w:type="dxa" w:w="60"/>
+              <w:left w:type="dxa" w:w="100"/>
+              <w:bottom w:type="dxa" w:w="60"/>
+              <w:right w:type="dxa" w:w="100"/>
+            </w:tcMar>
+            <w:vAlign w:val="center"/>
+          </w:tcPr>
+          <w:p>
+            <w:pPr>
+              <w:jc w:val="left"/>
+            </w:pPr>
+            <w:r>
+              <w:rPr>
+                <w:b w:val="false"/>
+                <w:bCs w:val="false"/>
+                <w:sz w:val="15"/>
+              </w:rPr>
+              <w:t>SWD §2, §7, §9</w:t>
+            </w:r>
+          </w:p>
+        </w:tc>
+        <w:tc>
+          <w:tcPr>
+            <w:tcW w:type="dxa" w:w="2180"/>
+            <w:tcMar>
+              <w:top w:type="dxa" w:w="60"/>
+              <w:left w:type="dxa" w:w="100"/>
+              <w:bottom w:type="dxa" w:w="60"/>
+              <w:right w:type="dxa" w:w="100"/>
+            </w:tcMar>
+            <w:vAlign w:val="center"/>
+          </w:tcPr>
+          <w:p>
+            <w:pPr>
+              <w:jc w:val="left"/>
+            </w:pPr>
+            <w:r>
+              <w:rPr>
+                <w:b w:val="false"/>
+                <w:bCs w:val="false"/>
+                <w:sz w:val="15"/>
+              </w:rPr>
+              <w:t>app.py: capture_face_samples() (one face per frame, no-face timeout), enroll() (rolls back if fewer than 3 samples)</w:t>
+            </w:r>
+          </w:p>
+        </w:tc>
+        <w:tc>
+          <w:tcPr>
+            <w:tcW w:type="dxa" w:w="900"/>
+            <w:tcMar>
+              <w:top w:type="dxa" w:w="60"/>
+              <w:left w:type="dxa" w:w="100"/>
+              <w:bottom w:type="dxa" w:w="60"/>
+              <w:right w:type="dxa" w:w="100"/>
+            </w:tcMar>
+            <w:vAlign w:val="center"/>
+          </w:tcPr>
+          <w:p>
+            <w:pPr>
+              <w:jc w:val="left"/>
+            </w:pPr>
+            <w:r>
+              <w:rPr>
+                <w:b w:val="false"/>
+                <w:bCs w:val="false"/>
+                <w:sz w:val="15"/>
+              </w:rPr>
+              <w:t>—</w:t>
+            </w:r>
+          </w:p>
+        </w:tc>
+        <w:tc>
+          <w:tcPr>
+            <w:tcW w:type="dxa" w:w="850"/>
+            <w:tcMar>
+              <w:top w:type="dxa" w:w="60"/>
+              <w:left w:type="dxa" w:w="100"/>
+              <w:bottom w:type="dxa" w:w="60"/>
+              <w:right w:type="dxa" w:w="100"/>
+            </w:tcMar>
+            <w:vAlign w:val="center"/>
+          </w:tcPr>
+          <w:p>
+            <w:pPr>
+              <w:jc w:val="left"/>
+            </w:pPr>
+            <w:r>
+              <w:rPr>
+                <w:b w:val="false"/>
+                <w:bCs w:val="false"/>
+                <w:sz w:val="15"/>
+              </w:rPr>
+              <w:t>EN-04, EN-05</w:t>
             </w:r>
           </w:p>
         </w:tc>
@@ -6059,185 +6091,4645 @@
       <w:tr>
         <w:tc>
           <w:tcPr>
-            <w:tcMar>
-              <w:top w:type="dxa" w:w="60"/>
-              <w:left w:type="dxa" w:w="100"/>
-              <w:bottom w:type="dxa" w:w="60"/>
-              <w:right w:type="dxa" w:w="100"/>
-            </w:tcMar>
-            <w:vAlign w:val="center"/>
-          </w:tcPr>
-          <w:p>
-            <w:pPr>
-              <w:jc w:val="left"/>
-            </w:pPr>
-            <w:r>
-              <w:rPr>
-                <w:b w:val="false"/>
-                <w:bCs w:val="false"/>
-              </w:rPr>
-              <w:t xml:space="preserve"/>
-            </w:r>
-          </w:p>
-        </w:tc>
-        <w:tc>
-          <w:tcPr>
-            <w:tcMar>
-              <w:top w:type="dxa" w:w="60"/>
-              <w:left w:type="dxa" w:w="100"/>
-              <w:bottom w:type="dxa" w:w="60"/>
-              <w:right w:type="dxa" w:w="100"/>
-            </w:tcMar>
-            <w:vAlign w:val="center"/>
-          </w:tcPr>
-          <w:p>
-            <w:pPr>
-              <w:jc w:val="left"/>
-            </w:pPr>
-            <w:r>
-              <w:rPr>
-                <w:b w:val="false"/>
-                <w:bCs w:val="false"/>
-              </w:rPr>
-              <w:t xml:space="preserve"/>
-            </w:r>
-          </w:p>
-        </w:tc>
-        <w:tc>
-          <w:tcPr>
-            <w:tcMar>
-              <w:top w:type="dxa" w:w="60"/>
-              <w:left w:type="dxa" w:w="100"/>
-              <w:bottom w:type="dxa" w:w="60"/>
-              <w:right w:type="dxa" w:w="100"/>
-            </w:tcMar>
-            <w:vAlign w:val="center"/>
-          </w:tcPr>
-          <w:p>
-            <w:pPr>
-              <w:jc w:val="left"/>
-            </w:pPr>
-            <w:r>
-              <w:rPr>
-                <w:b w:val="false"/>
-                <w:bCs w:val="false"/>
-              </w:rPr>
-              <w:t xml:space="preserve"/>
-            </w:r>
-          </w:p>
-        </w:tc>
-        <w:tc>
-          <w:tcPr>
-            <w:tcMar>
-              <w:top w:type="dxa" w:w="60"/>
-              <w:left w:type="dxa" w:w="100"/>
-              <w:bottom w:type="dxa" w:w="60"/>
-              <w:right w:type="dxa" w:w="100"/>
-            </w:tcMar>
-            <w:vAlign w:val="center"/>
-          </w:tcPr>
-          <w:p>
-            <w:pPr>
-              <w:jc w:val="left"/>
-            </w:pPr>
-            <w:r>
-              <w:rPr>
-                <w:b w:val="false"/>
-                <w:bCs w:val="false"/>
-              </w:rPr>
-              <w:t xml:space="preserve"/>
-            </w:r>
-          </w:p>
-        </w:tc>
-        <w:tc>
-          <w:tcPr>
-            <w:tcMar>
-              <w:top w:type="dxa" w:w="60"/>
-              <w:left w:type="dxa" w:w="100"/>
-              <w:bottom w:type="dxa" w:w="60"/>
-              <w:right w:type="dxa" w:w="100"/>
-            </w:tcMar>
-            <w:vAlign w:val="center"/>
-          </w:tcPr>
-          <w:p>
-            <w:pPr>
-              <w:jc w:val="left"/>
-            </w:pPr>
-            <w:r>
-              <w:rPr>
-                <w:b w:val="false"/>
-                <w:bCs w:val="false"/>
-              </w:rPr>
-              <w:t xml:space="preserve"/>
-            </w:r>
-          </w:p>
-        </w:tc>
-        <w:tc>
-          <w:tcPr>
-            <w:tcMar>
-              <w:top w:type="dxa" w:w="60"/>
-              <w:left w:type="dxa" w:w="100"/>
-              <w:bottom w:type="dxa" w:w="60"/>
-              <w:right w:type="dxa" w:w="100"/>
-            </w:tcMar>
-            <w:vAlign w:val="center"/>
-          </w:tcPr>
-          <w:p>
-            <w:pPr>
-              <w:jc w:val="left"/>
-            </w:pPr>
-            <w:r>
-              <w:rPr>
-                <w:b w:val="false"/>
-                <w:bCs w:val="false"/>
-              </w:rPr>
-              <w:t xml:space="preserve"/>
-            </w:r>
-          </w:p>
-        </w:tc>
-        <w:tc>
-          <w:tcPr>
-            <w:tcMar>
-              <w:top w:type="dxa" w:w="60"/>
-              <w:left w:type="dxa" w:w="100"/>
-              <w:bottom w:type="dxa" w:w="60"/>
-              <w:right w:type="dxa" w:w="100"/>
-            </w:tcMar>
-            <w:vAlign w:val="center"/>
-          </w:tcPr>
-          <w:p>
-            <w:pPr>
-              <w:jc w:val="left"/>
-            </w:pPr>
-            <w:r>
-              <w:rPr>
-                <w:b w:val="false"/>
-                <w:bCs w:val="false"/>
-              </w:rPr>
-              <w:t xml:space="preserve"/>
-            </w:r>
-          </w:p>
-        </w:tc>
-        <w:tc>
-          <w:tcPr>
-            <w:tcMar>
-              <w:top w:type="dxa" w:w="60"/>
-              <w:left w:type="dxa" w:w="100"/>
-              <w:bottom w:type="dxa" w:w="60"/>
-              <w:right w:type="dxa" w:w="100"/>
-            </w:tcMar>
-            <w:vAlign w:val="center"/>
-          </w:tcPr>
-          <w:p>
-            <w:pPr>
-              <w:jc w:val="left"/>
-            </w:pPr>
-            <w:r>
-              <w:rPr>
-                <w:b w:val="false"/>
-                <w:bCs w:val="false"/>
-              </w:rPr>
-              <w:t xml:space="preserve"/>
+            <w:tcW w:type="dxa" w:w="500"/>
+            <w:tcMar>
+              <w:top w:type="dxa" w:w="60"/>
+              <w:left w:type="dxa" w:w="100"/>
+              <w:bottom w:type="dxa" w:w="60"/>
+              <w:right w:type="dxa" w:w="100"/>
+            </w:tcMar>
+            <w:vAlign w:val="center"/>
+          </w:tcPr>
+          <w:p>
+            <w:pPr>
+              <w:jc w:val="left"/>
+            </w:pPr>
+            <w:r>
+              <w:rPr>
+                <w:b w:val="false"/>
+                <w:bCs w:val="false"/>
+                <w:sz w:val="15"/>
+              </w:rPr>
+              <w:t>3</w:t>
+            </w:r>
+          </w:p>
+        </w:tc>
+        <w:tc>
+          <w:tcPr>
+            <w:tcW w:type="dxa" w:w="880"/>
+            <w:tcMar>
+              <w:top w:type="dxa" w:w="60"/>
+              <w:left w:type="dxa" w:w="100"/>
+              <w:bottom w:type="dxa" w:w="60"/>
+              <w:right w:type="dxa" w:w="100"/>
+            </w:tcMar>
+            <w:vAlign w:val="center"/>
+          </w:tcPr>
+          <w:p>
+            <w:pPr>
+              <w:jc w:val="left"/>
+            </w:pPr>
+            <w:r>
+              <w:rPr>
+                <w:b w:val="false"/>
+                <w:bCs w:val="false"/>
+                <w:sz w:val="15"/>
+              </w:rPr>
+              <w:t>REQ-EN-3</w:t>
+            </w:r>
+          </w:p>
+        </w:tc>
+        <w:tc>
+          <w:tcPr>
+            <w:tcW w:type="dxa" w:w="1750"/>
+            <w:tcMar>
+              <w:top w:type="dxa" w:w="60"/>
+              <w:left w:type="dxa" w:w="100"/>
+              <w:bottom w:type="dxa" w:w="60"/>
+              <w:right w:type="dxa" w:w="100"/>
+            </w:tcMar>
+            <w:vAlign w:val="center"/>
+          </w:tcPr>
+          <w:p>
+            <w:pPr>
+              <w:jc w:val="left"/>
+            </w:pPr>
+            <w:r>
+              <w:rPr>
+                <w:b w:val="false"/>
+                <w:bCs w:val="false"/>
+                <w:sz w:val="15"/>
+              </w:rPr>
+              <w:t>Compute and store face data linked to the student's unique ID</w:t>
+            </w:r>
+          </w:p>
+        </w:tc>
+        <w:tc>
+          <w:tcPr>
+            <w:tcW w:type="dxa" w:w="1250"/>
+            <w:tcMar>
+              <w:top w:type="dxa" w:w="60"/>
+              <w:left w:type="dxa" w:w="100"/>
+              <w:bottom w:type="dxa" w:w="60"/>
+              <w:right w:type="dxa" w:w="100"/>
+            </w:tcMar>
+            <w:vAlign w:val="center"/>
+          </w:tcPr>
+          <w:p>
+            <w:pPr>
+              <w:jc w:val="left"/>
+            </w:pPr>
+            <w:r>
+              <w:rPr>
+                <w:b w:val="false"/>
+                <w:bCs w:val="false"/>
+                <w:sz w:val="15"/>
+              </w:rPr>
+              <w:t>HLD §4; §5.1; §7 (OpenCV LBPH)</w:t>
+            </w:r>
+          </w:p>
+        </w:tc>
+        <w:tc>
+          <w:tcPr>
+            <w:tcW w:type="dxa" w:w="1050"/>
+            <w:tcMar>
+              <w:top w:type="dxa" w:w="60"/>
+              <w:left w:type="dxa" w:w="100"/>
+              <w:bottom w:type="dxa" w:w="60"/>
+              <w:right w:type="dxa" w:w="100"/>
+            </w:tcMar>
+            <w:vAlign w:val="center"/>
+          </w:tcPr>
+          <w:p>
+            <w:pPr>
+              <w:jc w:val="left"/>
+            </w:pPr>
+            <w:r>
+              <w:rPr>
+                <w:b w:val="false"/>
+                <w:bCs w:val="false"/>
+                <w:sz w:val="15"/>
+              </w:rPr>
+              <w:t>SWD §2, §4, §7</w:t>
+            </w:r>
+          </w:p>
+        </w:tc>
+        <w:tc>
+          <w:tcPr>
+            <w:tcW w:type="dxa" w:w="2180"/>
+            <w:tcMar>
+              <w:top w:type="dxa" w:w="60"/>
+              <w:left w:type="dxa" w:w="100"/>
+              <w:bottom w:type="dxa" w:w="60"/>
+              <w:right w:type="dxa" w:w="100"/>
+            </w:tcMar>
+            <w:vAlign w:val="center"/>
+          </w:tcPr>
+          <w:p>
+            <w:pPr>
+              <w:jc w:val="left"/>
+            </w:pPr>
+            <w:r>
+              <w:rPr>
+                <w:b w:val="false"/>
+                <w:bCs w:val="false"/>
+                <w:sz w:val="15"/>
+              </w:rPr>
+              <w:t>app.py: train_model(); trainer/trainer.yml, dataset/. Partial: stores cropped face images plus the LBPH model, not only an encoding vector (D15)</w:t>
+            </w:r>
+          </w:p>
+        </w:tc>
+        <w:tc>
+          <w:tcPr>
+            <w:tcW w:type="dxa" w:w="900"/>
+            <w:tcMar>
+              <w:top w:type="dxa" w:w="60"/>
+              <w:left w:type="dxa" w:w="100"/>
+              <w:bottom w:type="dxa" w:w="60"/>
+              <w:right w:type="dxa" w:w="100"/>
+            </w:tcMar>
+            <w:vAlign w:val="center"/>
+          </w:tcPr>
+          <w:p>
+            <w:pPr>
+              <w:jc w:val="left"/>
+            </w:pPr>
+            <w:r>
+              <w:rPr>
+                <w:b w:val="false"/>
+                <w:bCs w:val="false"/>
+                <w:sz w:val="15"/>
+              </w:rPr>
+              <w:t>EN-06</w:t>
+            </w:r>
+          </w:p>
+        </w:tc>
+        <w:tc>
+          <w:tcPr>
+            <w:tcW w:type="dxa" w:w="850"/>
+            <w:tcMar>
+              <w:top w:type="dxa" w:w="60"/>
+              <w:left w:type="dxa" w:w="100"/>
+              <w:bottom w:type="dxa" w:w="60"/>
+              <w:right w:type="dxa" w:w="100"/>
+            </w:tcMar>
+            <w:vAlign w:val="center"/>
+          </w:tcPr>
+          <w:p>
+            <w:pPr>
+              <w:jc w:val="left"/>
+            </w:pPr>
+            <w:r>
+              <w:rPr>
+                <w:b w:val="false"/>
+                <w:bCs w:val="false"/>
+                <w:sz w:val="15"/>
+              </w:rPr>
+              <w:t>EN-01</w:t>
+            </w:r>
+          </w:p>
+        </w:tc>
+      </w:tr>
+      <w:tr>
+        <w:tc>
+          <w:tcPr>
+            <w:tcW w:type="dxa" w:w="500"/>
+            <w:tcMar>
+              <w:top w:type="dxa" w:w="60"/>
+              <w:left w:type="dxa" w:w="100"/>
+              <w:bottom w:type="dxa" w:w="60"/>
+              <w:right w:type="dxa" w:w="100"/>
+            </w:tcMar>
+            <w:vAlign w:val="center"/>
+          </w:tcPr>
+          <w:p>
+            <w:pPr>
+              <w:jc w:val="left"/>
+            </w:pPr>
+            <w:r>
+              <w:rPr>
+                <w:b w:val="false"/>
+                <w:bCs w:val="false"/>
+                <w:sz w:val="15"/>
+              </w:rPr>
+              <w:t>4</w:t>
+            </w:r>
+          </w:p>
+        </w:tc>
+        <w:tc>
+          <w:tcPr>
+            <w:tcW w:type="dxa" w:w="880"/>
+            <w:tcMar>
+              <w:top w:type="dxa" w:w="60"/>
+              <w:left w:type="dxa" w:w="100"/>
+              <w:bottom w:type="dxa" w:w="60"/>
+              <w:right w:type="dxa" w:w="100"/>
+            </w:tcMar>
+            <w:vAlign w:val="center"/>
+          </w:tcPr>
+          <w:p>
+            <w:pPr>
+              <w:jc w:val="left"/>
+            </w:pPr>
+            <w:r>
+              <w:rPr>
+                <w:b w:val="false"/>
+                <w:bCs w:val="false"/>
+                <w:sz w:val="15"/>
+              </w:rPr>
+              <w:t>REQ-EN-4</w:t>
+            </w:r>
+          </w:p>
+        </w:tc>
+        <w:tc>
+          <w:tcPr>
+            <w:tcW w:type="dxa" w:w="1750"/>
+            <w:tcMar>
+              <w:top w:type="dxa" w:w="60"/>
+              <w:left w:type="dxa" w:w="100"/>
+              <w:bottom w:type="dxa" w:w="60"/>
+              <w:right w:type="dxa" w:w="100"/>
+            </w:tcMar>
+            <w:vAlign w:val="center"/>
+          </w:tcPr>
+          <w:p>
+            <w:pPr>
+              <w:jc w:val="left"/>
+            </w:pPr>
+            <w:r>
+              <w:rPr>
+                <w:b w:val="false"/>
+                <w:bCs w:val="false"/>
+                <w:sz w:val="15"/>
+              </w:rPr>
+              <w:t>Admin/Faculty can re-enroll a student</w:t>
+            </w:r>
+          </w:p>
+        </w:tc>
+        <w:tc>
+          <w:tcPr>
+            <w:tcW w:type="dxa" w:w="1250"/>
+            <w:tcMar>
+              <w:top w:type="dxa" w:w="60"/>
+              <w:left w:type="dxa" w:w="100"/>
+              <w:bottom w:type="dxa" w:w="60"/>
+              <w:right w:type="dxa" w:w="100"/>
+            </w:tcMar>
+            <w:vAlign w:val="center"/>
+          </w:tcPr>
+          <w:p>
+            <w:pPr>
+              <w:jc w:val="left"/>
+            </w:pPr>
+            <w:r>
+              <w:rPr>
+                <w:b w:val="false"/>
+                <w:bCs w:val="false"/>
+                <w:sz w:val="15"/>
+              </w:rPr>
+              <w:t>HLD §4; §5.1</w:t>
+            </w:r>
+          </w:p>
+        </w:tc>
+        <w:tc>
+          <w:tcPr>
+            <w:tcW w:type="dxa" w:w="1050"/>
+            <w:tcMar>
+              <w:top w:type="dxa" w:w="60"/>
+              <w:left w:type="dxa" w:w="100"/>
+              <w:bottom w:type="dxa" w:w="60"/>
+              <w:right w:type="dxa" w:w="100"/>
+            </w:tcMar>
+            <w:vAlign w:val="center"/>
+          </w:tcPr>
+          <w:p>
+            <w:pPr>
+              <w:jc w:val="left"/>
+            </w:pPr>
+            <w:r>
+              <w:rPr>
+                <w:b w:val="false"/>
+                <w:bCs w:val="false"/>
+                <w:sz w:val="15"/>
+              </w:rPr>
+              <w:t>SWD §5.1, §7 (route added after design, D10)</w:t>
+            </w:r>
+          </w:p>
+        </w:tc>
+        <w:tc>
+          <w:tcPr>
+            <w:tcW w:type="dxa" w:w="2180"/>
+            <w:tcMar>
+              <w:top w:type="dxa" w:w="60"/>
+              <w:left w:type="dxa" w:w="100"/>
+              <w:bottom w:type="dxa" w:w="60"/>
+              <w:right w:type="dxa" w:w="100"/>
+            </w:tcMar>
+            <w:vAlign w:val="center"/>
+          </w:tcPr>
+          <w:p>
+            <w:pPr>
+              <w:jc w:val="left"/>
+            </w:pPr>
+            <w:r>
+              <w:rPr>
+                <w:b w:val="false"/>
+                <w:bCs w:val="false"/>
+                <w:sz w:val="15"/>
+              </w:rPr>
+              <w:t>app.py: enroll_more(), capture_face_samples(); templates/enroll.html (Add more samples). Adds samples instead of overwriting</w:t>
+            </w:r>
+          </w:p>
+        </w:tc>
+        <w:tc>
+          <w:tcPr>
+            <w:tcW w:type="dxa" w:w="900"/>
+            <w:tcMar>
+              <w:top w:type="dxa" w:w="60"/>
+              <w:left w:type="dxa" w:w="100"/>
+              <w:bottom w:type="dxa" w:w="60"/>
+              <w:right w:type="dxa" w:w="100"/>
+            </w:tcMar>
+            <w:vAlign w:val="center"/>
+          </w:tcPr>
+          <w:p>
+            <w:pPr>
+              <w:jc w:val="left"/>
+            </w:pPr>
+            <w:r>
+              <w:rPr>
+                <w:b w:val="false"/>
+                <w:bCs w:val="false"/>
+                <w:sz w:val="15"/>
+              </w:rPr>
+              <w:t>—</w:t>
+            </w:r>
+          </w:p>
+        </w:tc>
+        <w:tc>
+          <w:tcPr>
+            <w:tcW w:type="dxa" w:w="850"/>
+            <w:tcMar>
+              <w:top w:type="dxa" w:w="60"/>
+              <w:left w:type="dxa" w:w="100"/>
+              <w:bottom w:type="dxa" w:w="60"/>
+              <w:right w:type="dxa" w:w="100"/>
+            </w:tcMar>
+            <w:vAlign w:val="center"/>
+          </w:tcPr>
+          <w:p>
+            <w:pPr>
+              <w:jc w:val="left"/>
+            </w:pPr>
+            <w:r>
+              <w:rPr>
+                <w:b w:val="false"/>
+                <w:bCs w:val="false"/>
+                <w:sz w:val="15"/>
+              </w:rPr>
+              <w:t>EN-07</w:t>
+            </w:r>
+          </w:p>
+        </w:tc>
+      </w:tr>
+      <w:tr>
+        <w:tc>
+          <w:tcPr>
+            <w:tcW w:type="dxa" w:w="500"/>
+            <w:tcMar>
+              <w:top w:type="dxa" w:w="60"/>
+              <w:left w:type="dxa" w:w="100"/>
+              <w:bottom w:type="dxa" w:w="60"/>
+              <w:right w:type="dxa" w:w="100"/>
+            </w:tcMar>
+            <w:vAlign w:val="center"/>
+          </w:tcPr>
+          <w:p>
+            <w:pPr>
+              <w:jc w:val="left"/>
+            </w:pPr>
+            <w:r>
+              <w:rPr>
+                <w:b w:val="false"/>
+                <w:bCs w:val="false"/>
+                <w:sz w:val="15"/>
+              </w:rPr>
+              <w:t>5</w:t>
+            </w:r>
+          </w:p>
+        </w:tc>
+        <w:tc>
+          <w:tcPr>
+            <w:tcW w:type="dxa" w:w="880"/>
+            <w:tcMar>
+              <w:top w:type="dxa" w:w="60"/>
+              <w:left w:type="dxa" w:w="100"/>
+              <w:bottom w:type="dxa" w:w="60"/>
+              <w:right w:type="dxa" w:w="100"/>
+            </w:tcMar>
+            <w:vAlign w:val="center"/>
+          </w:tcPr>
+          <w:p>
+            <w:pPr>
+              <w:jc w:val="left"/>
+            </w:pPr>
+            <w:r>
+              <w:rPr>
+                <w:b w:val="false"/>
+                <w:bCs w:val="false"/>
+                <w:sz w:val="15"/>
+              </w:rPr>
+              <w:t>REQ-AT-1</w:t>
+            </w:r>
+          </w:p>
+        </w:tc>
+        <w:tc>
+          <w:tcPr>
+            <w:tcW w:type="dxa" w:w="1750"/>
+            <w:tcMar>
+              <w:top w:type="dxa" w:w="60"/>
+              <w:left w:type="dxa" w:w="100"/>
+              <w:bottom w:type="dxa" w:w="60"/>
+              <w:right w:type="dxa" w:w="100"/>
+            </w:tcMar>
+            <w:vAlign w:val="center"/>
+          </w:tcPr>
+          <w:p>
+            <w:pPr>
+              <w:jc w:val="left"/>
+            </w:pPr>
+            <w:r>
+              <w:rPr>
+                <w:b w:val="false"/>
+                <w:bCs w:val="false"/>
+                <w:sz w:val="15"/>
+              </w:rPr>
+              <w:t>Detect all faces in a captured frame</w:t>
+            </w:r>
+          </w:p>
+        </w:tc>
+        <w:tc>
+          <w:tcPr>
+            <w:tcW w:type="dxa" w:w="1250"/>
+            <w:tcMar>
+              <w:top w:type="dxa" w:w="60"/>
+              <w:left w:type="dxa" w:w="100"/>
+              <w:bottom w:type="dxa" w:w="60"/>
+              <w:right w:type="dxa" w:w="100"/>
+            </w:tcMar>
+            <w:vAlign w:val="center"/>
+          </w:tcPr>
+          <w:p>
+            <w:pPr>
+              <w:jc w:val="left"/>
+            </w:pPr>
+            <w:r>
+              <w:rPr>
+                <w:b w:val="false"/>
+                <w:bCs w:val="false"/>
+                <w:sz w:val="15"/>
+              </w:rPr>
+              <w:t>HLD §4; §5.2</w:t>
+            </w:r>
+          </w:p>
+        </w:tc>
+        <w:tc>
+          <w:tcPr>
+            <w:tcW w:type="dxa" w:w="1050"/>
+            <w:tcMar>
+              <w:top w:type="dxa" w:w="60"/>
+              <w:left w:type="dxa" w:w="100"/>
+              <w:bottom w:type="dxa" w:w="60"/>
+              <w:right w:type="dxa" w:w="100"/>
+            </w:tcMar>
+            <w:vAlign w:val="center"/>
+          </w:tcPr>
+          <w:p>
+            <w:pPr>
+              <w:jc w:val="left"/>
+            </w:pPr>
+            <w:r>
+              <w:rPr>
+                <w:b w:val="false"/>
+                <w:bCs w:val="false"/>
+                <w:sz w:val="15"/>
+              </w:rPr>
+              <w:t>SWD §2, §5, §7</w:t>
+            </w:r>
+          </w:p>
+        </w:tc>
+        <w:tc>
+          <w:tcPr>
+            <w:tcW w:type="dxa" w:w="2180"/>
+            <w:tcMar>
+              <w:top w:type="dxa" w:w="60"/>
+              <w:left w:type="dxa" w:w="100"/>
+              <w:bottom w:type="dxa" w:w="60"/>
+              <w:right w:type="dxa" w:w="100"/>
+            </w:tcMar>
+            <w:vAlign w:val="center"/>
+          </w:tcPr>
+          <w:p>
+            <w:pPr>
+              <w:jc w:val="left"/>
+            </w:pPr>
+            <w:r>
+              <w:rPr>
+                <w:b w:val="false"/>
+                <w:bCs w:val="false"/>
+                <w:sz w:val="15"/>
+              </w:rPr>
+              <w:t>app.py: scan_faces(), get_face_detector()</w:t>
+            </w:r>
+          </w:p>
+        </w:tc>
+        <w:tc>
+          <w:tcPr>
+            <w:tcW w:type="dxa" w:w="900"/>
+            <w:tcMar>
+              <w:top w:type="dxa" w:w="60"/>
+              <w:left w:type="dxa" w:w="100"/>
+              <w:bottom w:type="dxa" w:w="60"/>
+              <w:right w:type="dxa" w:w="100"/>
+            </w:tcMar>
+            <w:vAlign w:val="center"/>
+          </w:tcPr>
+          <w:p>
+            <w:pPr>
+              <w:jc w:val="left"/>
+            </w:pPr>
+            <w:r>
+              <w:rPr>
+                <w:b w:val="false"/>
+                <w:bCs w:val="false"/>
+                <w:sz w:val="15"/>
+              </w:rPr>
+              <w:t>—</w:t>
+            </w:r>
+          </w:p>
+        </w:tc>
+        <w:tc>
+          <w:tcPr>
+            <w:tcW w:type="dxa" w:w="850"/>
+            <w:tcMar>
+              <w:top w:type="dxa" w:w="60"/>
+              <w:left w:type="dxa" w:w="100"/>
+              <w:bottom w:type="dxa" w:w="60"/>
+              <w:right w:type="dxa" w:w="100"/>
+            </w:tcMar>
+            <w:vAlign w:val="center"/>
+          </w:tcPr>
+          <w:p>
+            <w:pPr>
+              <w:jc w:val="left"/>
+            </w:pPr>
+            <w:r>
+              <w:rPr>
+                <w:b w:val="false"/>
+                <w:bCs w:val="false"/>
+                <w:sz w:val="15"/>
+              </w:rPr>
+              <w:t>AT-05, AT-07</w:t>
+            </w:r>
+          </w:p>
+        </w:tc>
+      </w:tr>
+      <w:tr>
+        <w:tc>
+          <w:tcPr>
+            <w:tcW w:type="dxa" w:w="500"/>
+            <w:tcMar>
+              <w:top w:type="dxa" w:w="60"/>
+              <w:left w:type="dxa" w:w="100"/>
+              <w:bottom w:type="dxa" w:w="60"/>
+              <w:right w:type="dxa" w:w="100"/>
+            </w:tcMar>
+            <w:vAlign w:val="center"/>
+          </w:tcPr>
+          <w:p>
+            <w:pPr>
+              <w:jc w:val="left"/>
+            </w:pPr>
+            <w:r>
+              <w:rPr>
+                <w:b w:val="false"/>
+                <w:bCs w:val="false"/>
+                <w:sz w:val="15"/>
+              </w:rPr>
+              <w:t>6</w:t>
+            </w:r>
+          </w:p>
+        </w:tc>
+        <w:tc>
+          <w:tcPr>
+            <w:tcW w:type="dxa" w:w="880"/>
+            <w:tcMar>
+              <w:top w:type="dxa" w:w="60"/>
+              <w:left w:type="dxa" w:w="100"/>
+              <w:bottom w:type="dxa" w:w="60"/>
+              <w:right w:type="dxa" w:w="100"/>
+            </w:tcMar>
+            <w:vAlign w:val="center"/>
+          </w:tcPr>
+          <w:p>
+            <w:pPr>
+              <w:jc w:val="left"/>
+            </w:pPr>
+            <w:r>
+              <w:rPr>
+                <w:b w:val="false"/>
+                <w:bCs w:val="false"/>
+                <w:sz w:val="15"/>
+              </w:rPr>
+              <w:t>REQ-AT-2</w:t>
+            </w:r>
+          </w:p>
+        </w:tc>
+        <w:tc>
+          <w:tcPr>
+            <w:tcW w:type="dxa" w:w="1750"/>
+            <w:tcMar>
+              <w:top w:type="dxa" w:w="60"/>
+              <w:left w:type="dxa" w:w="100"/>
+              <w:bottom w:type="dxa" w:w="60"/>
+              <w:right w:type="dxa" w:w="100"/>
+            </w:tcMar>
+            <w:vAlign w:val="center"/>
+          </w:tcPr>
+          <w:p>
+            <w:pPr>
+              <w:jc w:val="left"/>
+            </w:pPr>
+            <w:r>
+              <w:rPr>
+                <w:b w:val="false"/>
+                <w:bCs w:val="false"/>
+                <w:sz w:val="15"/>
+              </w:rPr>
+              <w:t>Match detected faces to enrolled students using a similarity threshold</w:t>
+            </w:r>
+          </w:p>
+        </w:tc>
+        <w:tc>
+          <w:tcPr>
+            <w:tcW w:type="dxa" w:w="1250"/>
+            <w:tcMar>
+              <w:top w:type="dxa" w:w="60"/>
+              <w:left w:type="dxa" w:w="100"/>
+              <w:bottom w:type="dxa" w:w="60"/>
+              <w:right w:type="dxa" w:w="100"/>
+            </w:tcMar>
+            <w:vAlign w:val="center"/>
+          </w:tcPr>
+          <w:p>
+            <w:pPr>
+              <w:jc w:val="left"/>
+            </w:pPr>
+            <w:r>
+              <w:rPr>
+                <w:b w:val="false"/>
+                <w:bCs w:val="false"/>
+                <w:sz w:val="15"/>
+              </w:rPr>
+              <w:t>HLD §4; §5.2</w:t>
+            </w:r>
+          </w:p>
+        </w:tc>
+        <w:tc>
+          <w:tcPr>
+            <w:tcW w:type="dxa" w:w="1050"/>
+            <w:tcMar>
+              <w:top w:type="dxa" w:w="60"/>
+              <w:left w:type="dxa" w:w="100"/>
+              <w:bottom w:type="dxa" w:w="60"/>
+              <w:right w:type="dxa" w:w="100"/>
+            </w:tcMar>
+            <w:vAlign w:val="center"/>
+          </w:tcPr>
+          <w:p>
+            <w:pPr>
+              <w:jc w:val="left"/>
+            </w:pPr>
+            <w:r>
+              <w:rPr>
+                <w:b w:val="false"/>
+                <w:bCs w:val="false"/>
+                <w:sz w:val="15"/>
+              </w:rPr>
+              <w:t>SWD §2, §5, §7</w:t>
+            </w:r>
+          </w:p>
+        </w:tc>
+        <w:tc>
+          <w:tcPr>
+            <w:tcW w:type="dxa" w:w="2180"/>
+            <w:tcMar>
+              <w:top w:type="dxa" w:w="60"/>
+              <w:left w:type="dxa" w:w="100"/>
+              <w:bottom w:type="dxa" w:w="60"/>
+              <w:right w:type="dxa" w:w="100"/>
+            </w:tcMar>
+            <w:vAlign w:val="center"/>
+          </w:tcPr>
+          <w:p>
+            <w:pPr>
+              <w:jc w:val="left"/>
+            </w:pPr>
+            <w:r>
+              <w:rPr>
+                <w:b w:val="false"/>
+                <w:bCs w:val="false"/>
+                <w:sz w:val="15"/>
+              </w:rPr>
+              <w:t>app.py: scan_faces(), CONFIDENCE_THRESHOLD. Partial: no section selection (D16)</w:t>
+            </w:r>
+          </w:p>
+        </w:tc>
+        <w:tc>
+          <w:tcPr>
+            <w:tcW w:type="dxa" w:w="900"/>
+            <w:tcMar>
+              <w:top w:type="dxa" w:w="60"/>
+              <w:left w:type="dxa" w:w="100"/>
+              <w:bottom w:type="dxa" w:w="60"/>
+              <w:right w:type="dxa" w:w="100"/>
+            </w:tcMar>
+            <w:vAlign w:val="center"/>
+          </w:tcPr>
+          <w:p>
+            <w:pPr>
+              <w:jc w:val="left"/>
+            </w:pPr>
+            <w:r>
+              <w:rPr>
+                <w:b w:val="false"/>
+                <w:bCs w:val="false"/>
+                <w:sz w:val="15"/>
+              </w:rPr>
+              <w:t>AT-03</w:t>
+            </w:r>
+          </w:p>
+        </w:tc>
+        <w:tc>
+          <w:tcPr>
+            <w:tcW w:type="dxa" w:w="850"/>
+            <w:tcMar>
+              <w:top w:type="dxa" w:w="60"/>
+              <w:left w:type="dxa" w:w="100"/>
+              <w:bottom w:type="dxa" w:w="60"/>
+              <w:right w:type="dxa" w:w="100"/>
+            </w:tcMar>
+            <w:vAlign w:val="center"/>
+          </w:tcPr>
+          <w:p>
+            <w:pPr>
+              <w:jc w:val="left"/>
+            </w:pPr>
+            <w:r>
+              <w:rPr>
+                <w:b w:val="false"/>
+                <w:bCs w:val="false"/>
+                <w:sz w:val="15"/>
+              </w:rPr>
+              <w:t>AT-01, AT-02</w:t>
+            </w:r>
+          </w:p>
+        </w:tc>
+      </w:tr>
+      <w:tr>
+        <w:tc>
+          <w:tcPr>
+            <w:tcW w:type="dxa" w:w="500"/>
+            <w:tcMar>
+              <w:top w:type="dxa" w:w="60"/>
+              <w:left w:type="dxa" w:w="100"/>
+              <w:bottom w:type="dxa" w:w="60"/>
+              <w:right w:type="dxa" w:w="100"/>
+            </w:tcMar>
+            <w:vAlign w:val="center"/>
+          </w:tcPr>
+          <w:p>
+            <w:pPr>
+              <w:jc w:val="left"/>
+            </w:pPr>
+            <w:r>
+              <w:rPr>
+                <w:b w:val="false"/>
+                <w:bCs w:val="false"/>
+                <w:sz w:val="15"/>
+              </w:rPr>
+              <w:t>7</w:t>
+            </w:r>
+          </w:p>
+        </w:tc>
+        <w:tc>
+          <w:tcPr>
+            <w:tcW w:type="dxa" w:w="880"/>
+            <w:tcMar>
+              <w:top w:type="dxa" w:w="60"/>
+              <w:left w:type="dxa" w:w="100"/>
+              <w:bottom w:type="dxa" w:w="60"/>
+              <w:right w:type="dxa" w:w="100"/>
+            </w:tcMar>
+            <w:vAlign w:val="center"/>
+          </w:tcPr>
+          <w:p>
+            <w:pPr>
+              <w:jc w:val="left"/>
+            </w:pPr>
+            <w:r>
+              <w:rPr>
+                <w:b w:val="false"/>
+                <w:bCs w:val="false"/>
+                <w:sz w:val="15"/>
+              </w:rPr>
+              <w:t>REQ-AT-3</w:t>
+            </w:r>
+          </w:p>
+        </w:tc>
+        <w:tc>
+          <w:tcPr>
+            <w:tcW w:type="dxa" w:w="1750"/>
+            <w:tcMar>
+              <w:top w:type="dxa" w:w="60"/>
+              <w:left w:type="dxa" w:w="100"/>
+              <w:bottom w:type="dxa" w:w="60"/>
+              <w:right w:type="dxa" w:w="100"/>
+            </w:tcMar>
+            <w:vAlign w:val="center"/>
+          </w:tcPr>
+          <w:p>
+            <w:pPr>
+              <w:jc w:val="left"/>
+            </w:pPr>
+            <w:r>
+              <w:rPr>
+                <w:b w:val="false"/>
+                <w:bCs w:val="false"/>
+                <w:sz w:val="15"/>
+              </w:rPr>
+              <w:t>Mark Present if matched above threshold, otherwise Absent</w:t>
+            </w:r>
+          </w:p>
+        </w:tc>
+        <w:tc>
+          <w:tcPr>
+            <w:tcW w:type="dxa" w:w="1250"/>
+            <w:tcMar>
+              <w:top w:type="dxa" w:w="60"/>
+              <w:left w:type="dxa" w:w="100"/>
+              <w:bottom w:type="dxa" w:w="60"/>
+              <w:right w:type="dxa" w:w="100"/>
+            </w:tcMar>
+            <w:vAlign w:val="center"/>
+          </w:tcPr>
+          <w:p>
+            <w:pPr>
+              <w:jc w:val="left"/>
+            </w:pPr>
+            <w:r>
+              <w:rPr>
+                <w:b w:val="false"/>
+                <w:bCs w:val="false"/>
+                <w:sz w:val="15"/>
+              </w:rPr>
+              <w:t>HLD §4 (Attendance Service); §5.2</w:t>
+            </w:r>
+          </w:p>
+        </w:tc>
+        <w:tc>
+          <w:tcPr>
+            <w:tcW w:type="dxa" w:w="1050"/>
+            <w:tcMar>
+              <w:top w:type="dxa" w:w="60"/>
+              <w:left w:type="dxa" w:w="100"/>
+              <w:bottom w:type="dxa" w:w="60"/>
+              <w:right w:type="dxa" w:w="100"/>
+            </w:tcMar>
+            <w:vAlign w:val="center"/>
+          </w:tcPr>
+          <w:p>
+            <w:pPr>
+              <w:jc w:val="left"/>
+            </w:pPr>
+            <w:r>
+              <w:rPr>
+                <w:b w:val="false"/>
+                <w:bCs w:val="false"/>
+                <w:sz w:val="15"/>
+              </w:rPr>
+              <w:t>SWD §5, §6</w:t>
+            </w:r>
+          </w:p>
+        </w:tc>
+        <w:tc>
+          <w:tcPr>
+            <w:tcW w:type="dxa" w:w="2180"/>
+            <w:tcMar>
+              <w:top w:type="dxa" w:w="60"/>
+              <w:left w:type="dxa" w:w="100"/>
+              <w:bottom w:type="dxa" w:w="60"/>
+              <w:right w:type="dxa" w:w="100"/>
+            </w:tcMar>
+            <w:vAlign w:val="center"/>
+          </w:tcPr>
+          <w:p>
+            <w:pPr>
+              <w:jc w:val="left"/>
+            </w:pPr>
+            <w:r>
+              <w:rPr>
+                <w:b w:val="false"/>
+                <w:bCs w:val="false"/>
+                <w:sz w:val="15"/>
+              </w:rPr>
+              <w:t>app.py: attendance(), attendance_review(), attendance_save()</w:t>
+            </w:r>
+          </w:p>
+        </w:tc>
+        <w:tc>
+          <w:tcPr>
+            <w:tcW w:type="dxa" w:w="900"/>
+            <w:tcMar>
+              <w:top w:type="dxa" w:w="60"/>
+              <w:left w:type="dxa" w:w="100"/>
+              <w:bottom w:type="dxa" w:w="60"/>
+              <w:right w:type="dxa" w:w="100"/>
+            </w:tcMar>
+            <w:vAlign w:val="center"/>
+          </w:tcPr>
+          <w:p>
+            <w:pPr>
+              <w:jc w:val="left"/>
+            </w:pPr>
+            <w:r>
+              <w:rPr>
+                <w:b w:val="false"/>
+                <w:bCs w:val="false"/>
+                <w:sz w:val="15"/>
+              </w:rPr>
+              <w:t>OV-01, OV-03</w:t>
+            </w:r>
+          </w:p>
+        </w:tc>
+        <w:tc>
+          <w:tcPr>
+            <w:tcW w:type="dxa" w:w="850"/>
+            <w:tcMar>
+              <w:top w:type="dxa" w:w="60"/>
+              <w:left w:type="dxa" w:w="100"/>
+              <w:bottom w:type="dxa" w:w="60"/>
+              <w:right w:type="dxa" w:w="100"/>
+            </w:tcMar>
+            <w:vAlign w:val="center"/>
+          </w:tcPr>
+          <w:p>
+            <w:pPr>
+              <w:jc w:val="left"/>
+            </w:pPr>
+            <w:r>
+              <w:rPr>
+                <w:b w:val="false"/>
+                <w:bCs w:val="false"/>
+                <w:sz w:val="15"/>
+              </w:rPr>
+              <w:t>AT-01, AT-08</w:t>
+            </w:r>
+          </w:p>
+        </w:tc>
+      </w:tr>
+      <w:tr>
+        <w:tc>
+          <w:tcPr>
+            <w:tcW w:type="dxa" w:w="500"/>
+            <w:tcMar>
+              <w:top w:type="dxa" w:w="60"/>
+              <w:left w:type="dxa" w:w="100"/>
+              <w:bottom w:type="dxa" w:w="60"/>
+              <w:right w:type="dxa" w:w="100"/>
+            </w:tcMar>
+            <w:vAlign w:val="center"/>
+          </w:tcPr>
+          <w:p>
+            <w:pPr>
+              <w:jc w:val="left"/>
+            </w:pPr>
+            <w:r>
+              <w:rPr>
+                <w:b w:val="false"/>
+                <w:bCs w:val="false"/>
+                <w:sz w:val="15"/>
+              </w:rPr>
+              <w:t>8</w:t>
+            </w:r>
+          </w:p>
+        </w:tc>
+        <w:tc>
+          <w:tcPr>
+            <w:tcW w:type="dxa" w:w="880"/>
+            <w:tcMar>
+              <w:top w:type="dxa" w:w="60"/>
+              <w:left w:type="dxa" w:w="100"/>
+              <w:bottom w:type="dxa" w:w="60"/>
+              <w:right w:type="dxa" w:w="100"/>
+            </w:tcMar>
+            <w:vAlign w:val="center"/>
+          </w:tcPr>
+          <w:p>
+            <w:pPr>
+              <w:jc w:val="left"/>
+            </w:pPr>
+            <w:r>
+              <w:rPr>
+                <w:b w:val="false"/>
+                <w:bCs w:val="false"/>
+                <w:sz w:val="15"/>
+              </w:rPr>
+              <w:t>REQ-AT-4</w:t>
+            </w:r>
+          </w:p>
+        </w:tc>
+        <w:tc>
+          <w:tcPr>
+            <w:tcW w:type="dxa" w:w="1750"/>
+            <w:tcMar>
+              <w:top w:type="dxa" w:w="60"/>
+              <w:left w:type="dxa" w:w="100"/>
+              <w:bottom w:type="dxa" w:w="60"/>
+              <w:right w:type="dxa" w:w="100"/>
+            </w:tcMar>
+            <w:vAlign w:val="center"/>
+          </w:tcPr>
+          <w:p>
+            <w:pPr>
+              <w:jc w:val="left"/>
+            </w:pPr>
+            <w:r>
+              <w:rPr>
+                <w:b w:val="false"/>
+                <w:bCs w:val="false"/>
+                <w:sz w:val="15"/>
+              </w:rPr>
+              <w:t>Record session timestamp, section and captured-frame reference</w:t>
+            </w:r>
+          </w:p>
+        </w:tc>
+        <w:tc>
+          <w:tcPr>
+            <w:tcW w:type="dxa" w:w="1250"/>
+            <w:tcMar>
+              <w:top w:type="dxa" w:w="60"/>
+              <w:left w:type="dxa" w:w="100"/>
+              <w:bottom w:type="dxa" w:w="60"/>
+              <w:right w:type="dxa" w:w="100"/>
+            </w:tcMar>
+            <w:vAlign w:val="center"/>
+          </w:tcPr>
+          <w:p>
+            <w:pPr>
+              <w:jc w:val="left"/>
+            </w:pPr>
+            <w:r>
+              <w:rPr>
+                <w:b w:val="false"/>
+                <w:bCs w:val="false"/>
+                <w:sz w:val="15"/>
+              </w:rPr>
+              <w:t>HLD §4 (Attendance Service); SQLite database</w:t>
+            </w:r>
+          </w:p>
+        </w:tc>
+        <w:tc>
+          <w:tcPr>
+            <w:tcW w:type="dxa" w:w="1050"/>
+            <w:tcMar>
+              <w:top w:type="dxa" w:w="60"/>
+              <w:left w:type="dxa" w:w="100"/>
+              <w:bottom w:type="dxa" w:w="60"/>
+              <w:right w:type="dxa" w:w="100"/>
+            </w:tcMar>
+            <w:vAlign w:val="center"/>
+          </w:tcPr>
+          <w:p>
+            <w:pPr>
+              <w:jc w:val="left"/>
+            </w:pPr>
+            <w:r>
+              <w:rPr>
+                <w:b w:val="false"/>
+                <w:bCs w:val="false"/>
+                <w:sz w:val="15"/>
+              </w:rPr>
+              <w:t>SWD §4 (attendance table)</w:t>
+            </w:r>
+          </w:p>
+        </w:tc>
+        <w:tc>
+          <w:tcPr>
+            <w:tcW w:type="dxa" w:w="2180"/>
+            <w:tcMar>
+              <w:top w:type="dxa" w:w="60"/>
+              <w:left w:type="dxa" w:w="100"/>
+              <w:bottom w:type="dxa" w:w="60"/>
+              <w:right w:type="dxa" w:w="100"/>
+            </w:tcMar>
+            <w:vAlign w:val="center"/>
+          </w:tcPr>
+          <w:p>
+            <w:pPr>
+              <w:jc w:val="left"/>
+            </w:pPr>
+            <w:r>
+              <w:rPr>
+                <w:b w:val="false"/>
+                <w:bCs w:val="false"/>
+                <w:sz w:val="15"/>
+              </w:rPr>
+              <w:t>app.py: init_db(), attendance_save(). Partial: stores date and time only, no section or frame reference (D16)</w:t>
+            </w:r>
+          </w:p>
+        </w:tc>
+        <w:tc>
+          <w:tcPr>
+            <w:tcW w:type="dxa" w:w="900"/>
+            <w:tcMar>
+              <w:top w:type="dxa" w:w="60"/>
+              <w:left w:type="dxa" w:w="100"/>
+              <w:bottom w:type="dxa" w:w="60"/>
+              <w:right w:type="dxa" w:w="100"/>
+            </w:tcMar>
+            <w:vAlign w:val="center"/>
+          </w:tcPr>
+          <w:p>
+            <w:pPr>
+              <w:jc w:val="left"/>
+            </w:pPr>
+            <w:r>
+              <w:rPr>
+                <w:b w:val="false"/>
+                <w:bCs w:val="false"/>
+                <w:sz w:val="15"/>
+              </w:rPr>
+              <w:t>OV-08</w:t>
+            </w:r>
+          </w:p>
+        </w:tc>
+        <w:tc>
+          <w:tcPr>
+            <w:tcW w:type="dxa" w:w="850"/>
+            <w:tcMar>
+              <w:top w:type="dxa" w:w="60"/>
+              <w:left w:type="dxa" w:w="100"/>
+              <w:bottom w:type="dxa" w:w="60"/>
+              <w:right w:type="dxa" w:w="100"/>
+            </w:tcMar>
+            <w:vAlign w:val="center"/>
+          </w:tcPr>
+          <w:p>
+            <w:pPr>
+              <w:jc w:val="left"/>
+            </w:pPr>
+            <w:r>
+              <w:rPr>
+                <w:b w:val="false"/>
+                <w:bCs w:val="false"/>
+                <w:sz w:val="15"/>
+              </w:rPr>
+              <w:t>—</w:t>
+            </w:r>
+          </w:p>
+        </w:tc>
+      </w:tr>
+      <w:tr>
+        <w:tc>
+          <w:tcPr>
+            <w:tcW w:type="dxa" w:w="500"/>
+            <w:tcMar>
+              <w:top w:type="dxa" w:w="60"/>
+              <w:left w:type="dxa" w:w="100"/>
+              <w:bottom w:type="dxa" w:w="60"/>
+              <w:right w:type="dxa" w:w="100"/>
+            </w:tcMar>
+            <w:vAlign w:val="center"/>
+          </w:tcPr>
+          <w:p>
+            <w:pPr>
+              <w:jc w:val="left"/>
+            </w:pPr>
+            <w:r>
+              <w:rPr>
+                <w:b w:val="false"/>
+                <w:bCs w:val="false"/>
+                <w:sz w:val="15"/>
+              </w:rPr>
+              <w:t>9</w:t>
+            </w:r>
+          </w:p>
+        </w:tc>
+        <w:tc>
+          <w:tcPr>
+            <w:tcW w:type="dxa" w:w="880"/>
+            <w:tcMar>
+              <w:top w:type="dxa" w:w="60"/>
+              <w:left w:type="dxa" w:w="100"/>
+              <w:bottom w:type="dxa" w:w="60"/>
+              <w:right w:type="dxa" w:w="100"/>
+            </w:tcMar>
+            <w:vAlign w:val="center"/>
+          </w:tcPr>
+          <w:p>
+            <w:pPr>
+              <w:jc w:val="left"/>
+            </w:pPr>
+            <w:r>
+              <w:rPr>
+                <w:b w:val="false"/>
+                <w:bCs w:val="false"/>
+                <w:sz w:val="15"/>
+              </w:rPr>
+              <w:t>REQ-AT-5</w:t>
+            </w:r>
+          </w:p>
+        </w:tc>
+        <w:tc>
+          <w:tcPr>
+            <w:tcW w:type="dxa" w:w="1750"/>
+            <w:tcMar>
+              <w:top w:type="dxa" w:w="60"/>
+              <w:left w:type="dxa" w:w="100"/>
+              <w:bottom w:type="dxa" w:w="60"/>
+              <w:right w:type="dxa" w:w="100"/>
+            </w:tcMar>
+            <w:vAlign w:val="center"/>
+          </w:tcPr>
+          <w:p>
+            <w:pPr>
+              <w:jc w:val="left"/>
+            </w:pPr>
+            <w:r>
+              <w:rPr>
+                <w:b w:val="false"/>
+                <w:bCs w:val="false"/>
+                <w:sz w:val="15"/>
+              </w:rPr>
+              <w:t>Leave a student Absent rather than guess the closest match</w:t>
+            </w:r>
+          </w:p>
+        </w:tc>
+        <w:tc>
+          <w:tcPr>
+            <w:tcW w:type="dxa" w:w="1250"/>
+            <w:tcMar>
+              <w:top w:type="dxa" w:w="60"/>
+              <w:left w:type="dxa" w:w="100"/>
+              <w:bottom w:type="dxa" w:w="60"/>
+              <w:right w:type="dxa" w:w="100"/>
+            </w:tcMar>
+            <w:vAlign w:val="center"/>
+          </w:tcPr>
+          <w:p>
+            <w:pPr>
+              <w:jc w:val="left"/>
+            </w:pPr>
+            <w:r>
+              <w:rPr>
+                <w:b w:val="false"/>
+                <w:bCs w:val="false"/>
+                <w:sz w:val="15"/>
+              </w:rPr>
+              <w:t>HLD §5.2</w:t>
+            </w:r>
+          </w:p>
+        </w:tc>
+        <w:tc>
+          <w:tcPr>
+            <w:tcW w:type="dxa" w:w="1050"/>
+            <w:tcMar>
+              <w:top w:type="dxa" w:w="60"/>
+              <w:left w:type="dxa" w:w="100"/>
+              <w:bottom w:type="dxa" w:w="60"/>
+              <w:right w:type="dxa" w:w="100"/>
+            </w:tcMar>
+            <w:vAlign w:val="center"/>
+          </w:tcPr>
+          <w:p>
+            <w:pPr>
+              <w:jc w:val="left"/>
+            </w:pPr>
+            <w:r>
+              <w:rPr>
+                <w:b w:val="false"/>
+                <w:bCs w:val="false"/>
+                <w:sz w:val="15"/>
+              </w:rPr>
+              <w:t>SWD §5, §9</w:t>
+            </w:r>
+          </w:p>
+        </w:tc>
+        <w:tc>
+          <w:tcPr>
+            <w:tcW w:type="dxa" w:w="2180"/>
+            <w:tcMar>
+              <w:top w:type="dxa" w:w="60"/>
+              <w:left w:type="dxa" w:w="100"/>
+              <w:bottom w:type="dxa" w:w="60"/>
+              <w:right w:type="dxa" w:w="100"/>
+            </w:tcMar>
+            <w:vAlign w:val="center"/>
+          </w:tcPr>
+          <w:p>
+            <w:pPr>
+              <w:jc w:val="left"/>
+            </w:pPr>
+            <w:r>
+              <w:rPr>
+                <w:b w:val="false"/>
+                <w:bCs w:val="false"/>
+                <w:sz w:val="15"/>
+              </w:rPr>
+              <w:t>app.py: scan_faces() (threshold), attendance() (only recognised students are listed)</w:t>
+            </w:r>
+          </w:p>
+        </w:tc>
+        <w:tc>
+          <w:tcPr>
+            <w:tcW w:type="dxa" w:w="900"/>
+            <w:tcMar>
+              <w:top w:type="dxa" w:w="60"/>
+              <w:left w:type="dxa" w:w="100"/>
+              <w:bottom w:type="dxa" w:w="60"/>
+              <w:right w:type="dxa" w:w="100"/>
+            </w:tcMar>
+            <w:vAlign w:val="center"/>
+          </w:tcPr>
+          <w:p>
+            <w:pPr>
+              <w:jc w:val="left"/>
+            </w:pPr>
+            <w:r>
+              <w:rPr>
+                <w:b w:val="false"/>
+                <w:bCs w:val="false"/>
+                <w:sz w:val="15"/>
+              </w:rPr>
+              <w:t>—</w:t>
+            </w:r>
+          </w:p>
+        </w:tc>
+        <w:tc>
+          <w:tcPr>
+            <w:tcW w:type="dxa" w:w="850"/>
+            <w:tcMar>
+              <w:top w:type="dxa" w:w="60"/>
+              <w:left w:type="dxa" w:w="100"/>
+              <w:bottom w:type="dxa" w:w="60"/>
+              <w:right w:type="dxa" w:w="100"/>
+            </w:tcMar>
+            <w:vAlign w:val="center"/>
+          </w:tcPr>
+          <w:p>
+            <w:pPr>
+              <w:jc w:val="left"/>
+            </w:pPr>
+            <w:r>
+              <w:rPr>
+                <w:b w:val="false"/>
+                <w:bCs w:val="false"/>
+                <w:sz w:val="15"/>
+              </w:rPr>
+              <w:t>AT-02, AT-08</w:t>
+            </w:r>
+          </w:p>
+        </w:tc>
+      </w:tr>
+      <w:tr>
+        <w:tc>
+          <w:tcPr>
+            <w:tcW w:type="dxa" w:w="500"/>
+            <w:tcMar>
+              <w:top w:type="dxa" w:w="60"/>
+              <w:left w:type="dxa" w:w="100"/>
+              <w:bottom w:type="dxa" w:w="60"/>
+              <w:right w:type="dxa" w:w="100"/>
+            </w:tcMar>
+            <w:vAlign w:val="center"/>
+          </w:tcPr>
+          <w:p>
+            <w:pPr>
+              <w:jc w:val="left"/>
+            </w:pPr>
+            <w:r>
+              <w:rPr>
+                <w:b w:val="false"/>
+                <w:bCs w:val="false"/>
+                <w:sz w:val="15"/>
+              </w:rPr>
+              <w:t>10</w:t>
+            </w:r>
+          </w:p>
+        </w:tc>
+        <w:tc>
+          <w:tcPr>
+            <w:tcW w:type="dxa" w:w="880"/>
+            <w:tcMar>
+              <w:top w:type="dxa" w:w="60"/>
+              <w:left w:type="dxa" w:w="100"/>
+              <w:bottom w:type="dxa" w:w="60"/>
+              <w:right w:type="dxa" w:w="100"/>
+            </w:tcMar>
+            <w:vAlign w:val="center"/>
+          </w:tcPr>
+          <w:p>
+            <w:pPr>
+              <w:jc w:val="left"/>
+            </w:pPr>
+            <w:r>
+              <w:rPr>
+                <w:b w:val="false"/>
+                <w:bCs w:val="false"/>
+                <w:sz w:val="15"/>
+              </w:rPr>
+              <w:t>REQ-OV-1</w:t>
+            </w:r>
+          </w:p>
+        </w:tc>
+        <w:tc>
+          <w:tcPr>
+            <w:tcW w:type="dxa" w:w="1750"/>
+            <w:tcMar>
+              <w:top w:type="dxa" w:w="60"/>
+              <w:left w:type="dxa" w:w="100"/>
+              <w:bottom w:type="dxa" w:w="60"/>
+              <w:right w:type="dxa" w:w="100"/>
+            </w:tcMar>
+            <w:vAlign w:val="center"/>
+          </w:tcPr>
+          <w:p>
+            <w:pPr>
+              <w:jc w:val="left"/>
+            </w:pPr>
+            <w:r>
+              <w:rPr>
+                <w:b w:val="false"/>
+                <w:bCs w:val="false"/>
+                <w:sz w:val="15"/>
+              </w:rPr>
+              <w:t>Show the auto-marked list before it is finalised, with an editable Present/Absent control</w:t>
+            </w:r>
+          </w:p>
+        </w:tc>
+        <w:tc>
+          <w:tcPr>
+            <w:tcW w:type="dxa" w:w="1250"/>
+            <w:tcMar>
+              <w:top w:type="dxa" w:w="60"/>
+              <w:left w:type="dxa" w:w="100"/>
+              <w:bottom w:type="dxa" w:w="60"/>
+              <w:right w:type="dxa" w:w="100"/>
+            </w:tcMar>
+            <w:vAlign w:val="center"/>
+          </w:tcPr>
+          <w:p>
+            <w:pPr>
+              <w:jc w:val="left"/>
+            </w:pPr>
+            <w:r>
+              <w:rPr>
+                <w:b w:val="false"/>
+                <w:bCs w:val="false"/>
+                <w:sz w:val="15"/>
+              </w:rPr>
+              <w:t>HLD §4 (Attendance Service); §5.2</w:t>
+            </w:r>
+          </w:p>
+        </w:tc>
+        <w:tc>
+          <w:tcPr>
+            <w:tcW w:type="dxa" w:w="1050"/>
+            <w:tcMar>
+              <w:top w:type="dxa" w:w="60"/>
+              <w:left w:type="dxa" w:w="100"/>
+              <w:bottom w:type="dxa" w:w="60"/>
+              <w:right w:type="dxa" w:w="100"/>
+            </w:tcMar>
+            <w:vAlign w:val="center"/>
+          </w:tcPr>
+          <w:p>
+            <w:pPr>
+              <w:jc w:val="left"/>
+            </w:pPr>
+            <w:r>
+              <w:rPr>
+                <w:b w:val="false"/>
+                <w:bCs w:val="false"/>
+                <w:sz w:val="15"/>
+              </w:rPr>
+              <w:t>SWD §5, §6</w:t>
+            </w:r>
+          </w:p>
+        </w:tc>
+        <w:tc>
+          <w:tcPr>
+            <w:tcW w:type="dxa" w:w="2180"/>
+            <w:tcMar>
+              <w:top w:type="dxa" w:w="60"/>
+              <w:left w:type="dxa" w:w="100"/>
+              <w:bottom w:type="dxa" w:w="60"/>
+              <w:right w:type="dxa" w:w="100"/>
+            </w:tcMar>
+            <w:vAlign w:val="center"/>
+          </w:tcPr>
+          <w:p>
+            <w:pPr>
+              <w:jc w:val="left"/>
+            </w:pPr>
+            <w:r>
+              <w:rPr>
+                <w:b w:val="false"/>
+                <w:bCs w:val="false"/>
+                <w:sz w:val="15"/>
+              </w:rPr>
+              <w:t>app.py: attendance_review(); templates/attendance_review.html. Lists only recognised students (D8)</w:t>
+            </w:r>
+          </w:p>
+        </w:tc>
+        <w:tc>
+          <w:tcPr>
+            <w:tcW w:type="dxa" w:w="900"/>
+            <w:tcMar>
+              <w:top w:type="dxa" w:w="60"/>
+              <w:left w:type="dxa" w:w="100"/>
+              <w:bottom w:type="dxa" w:w="60"/>
+              <w:right w:type="dxa" w:w="100"/>
+            </w:tcMar>
+            <w:vAlign w:val="center"/>
+          </w:tcPr>
+          <w:p>
+            <w:pPr>
+              <w:jc w:val="left"/>
+            </w:pPr>
+            <w:r>
+              <w:rPr>
+                <w:b w:val="false"/>
+                <w:bCs w:val="false"/>
+                <w:sz w:val="15"/>
+              </w:rPr>
+              <w:t>OV-01, OV-05</w:t>
+            </w:r>
+          </w:p>
+        </w:tc>
+        <w:tc>
+          <w:tcPr>
+            <w:tcW w:type="dxa" w:w="850"/>
+            <w:tcMar>
+              <w:top w:type="dxa" w:w="60"/>
+              <w:left w:type="dxa" w:w="100"/>
+              <w:bottom w:type="dxa" w:w="60"/>
+              <w:right w:type="dxa" w:w="100"/>
+            </w:tcMar>
+            <w:vAlign w:val="center"/>
+          </w:tcPr>
+          <w:p>
+            <w:pPr>
+              <w:jc w:val="left"/>
+            </w:pPr>
+            <w:r>
+              <w:rPr>
+                <w:b w:val="false"/>
+                <w:bCs w:val="false"/>
+                <w:sz w:val="15"/>
+              </w:rPr>
+              <w:t>AT-01</w:t>
+            </w:r>
+          </w:p>
+        </w:tc>
+      </w:tr>
+      <w:tr>
+        <w:tc>
+          <w:tcPr>
+            <w:tcW w:type="dxa" w:w="500"/>
+            <w:tcMar>
+              <w:top w:type="dxa" w:w="60"/>
+              <w:left w:type="dxa" w:w="100"/>
+              <w:bottom w:type="dxa" w:w="60"/>
+              <w:right w:type="dxa" w:w="100"/>
+            </w:tcMar>
+            <w:vAlign w:val="center"/>
+          </w:tcPr>
+          <w:p>
+            <w:pPr>
+              <w:jc w:val="left"/>
+            </w:pPr>
+            <w:r>
+              <w:rPr>
+                <w:b w:val="false"/>
+                <w:bCs w:val="false"/>
+                <w:sz w:val="15"/>
+              </w:rPr>
+              <w:t>11</w:t>
+            </w:r>
+          </w:p>
+        </w:tc>
+        <w:tc>
+          <w:tcPr>
+            <w:tcW w:type="dxa" w:w="880"/>
+            <w:tcMar>
+              <w:top w:type="dxa" w:w="60"/>
+              <w:left w:type="dxa" w:w="100"/>
+              <w:bottom w:type="dxa" w:w="60"/>
+              <w:right w:type="dxa" w:w="100"/>
+            </w:tcMar>
+            <w:vAlign w:val="center"/>
+          </w:tcPr>
+          <w:p>
+            <w:pPr>
+              <w:jc w:val="left"/>
+            </w:pPr>
+            <w:r>
+              <w:rPr>
+                <w:b w:val="false"/>
+                <w:bCs w:val="false"/>
+                <w:sz w:val="15"/>
+              </w:rPr>
+              <w:t>REQ-OV-2</w:t>
+            </w:r>
+          </w:p>
+        </w:tc>
+        <w:tc>
+          <w:tcPr>
+            <w:tcW w:type="dxa" w:w="1750"/>
+            <w:tcMar>
+              <w:top w:type="dxa" w:w="60"/>
+              <w:left w:type="dxa" w:w="100"/>
+              <w:bottom w:type="dxa" w:w="60"/>
+              <w:right w:type="dxa" w:w="100"/>
+            </w:tcMar>
+            <w:vAlign w:val="center"/>
+          </w:tcPr>
+          <w:p>
+            <w:pPr>
+              <w:jc w:val="left"/>
+            </w:pPr>
+            <w:r>
+              <w:rPr>
+                <w:b w:val="false"/>
+                <w:bCs w:val="false"/>
+                <w:sz w:val="15"/>
+              </w:rPr>
+              <w:t>Allow faculty to change a status and log who changed it and when</w:t>
+            </w:r>
+          </w:p>
+        </w:tc>
+        <w:tc>
+          <w:tcPr>
+            <w:tcW w:type="dxa" w:w="1250"/>
+            <w:tcMar>
+              <w:top w:type="dxa" w:w="60"/>
+              <w:left w:type="dxa" w:w="100"/>
+              <w:bottom w:type="dxa" w:w="60"/>
+              <w:right w:type="dxa" w:w="100"/>
+            </w:tcMar>
+            <w:vAlign w:val="center"/>
+          </w:tcPr>
+          <w:p>
+            <w:pPr>
+              <w:jc w:val="left"/>
+            </w:pPr>
+            <w:r>
+              <w:rPr>
+                <w:b w:val="false"/>
+                <w:bCs w:val="false"/>
+                <w:sz w:val="15"/>
+              </w:rPr>
+              <w:t>HLD §4 (Attendance Service)</w:t>
+            </w:r>
+          </w:p>
+        </w:tc>
+        <w:tc>
+          <w:tcPr>
+            <w:tcW w:type="dxa" w:w="1050"/>
+            <w:tcMar>
+              <w:top w:type="dxa" w:w="60"/>
+              <w:left w:type="dxa" w:w="100"/>
+              <w:bottom w:type="dxa" w:w="60"/>
+              <w:right w:type="dxa" w:w="100"/>
+            </w:tcMar>
+            <w:vAlign w:val="center"/>
+          </w:tcPr>
+          <w:p>
+            <w:pPr>
+              <w:jc w:val="left"/>
+            </w:pPr>
+            <w:r>
+              <w:rPr>
+                <w:b w:val="false"/>
+                <w:bCs w:val="false"/>
+                <w:sz w:val="15"/>
+              </w:rPr>
+              <w:t>SWD §4 (marked_by), §5, §9</w:t>
+            </w:r>
+          </w:p>
+        </w:tc>
+        <w:tc>
+          <w:tcPr>
+            <w:tcW w:type="dxa" w:w="2180"/>
+            <w:tcMar>
+              <w:top w:type="dxa" w:w="60"/>
+              <w:left w:type="dxa" w:w="100"/>
+              <w:bottom w:type="dxa" w:w="60"/>
+              <w:right w:type="dxa" w:w="100"/>
+            </w:tcMar>
+            <w:vAlign w:val="center"/>
+          </w:tcPr>
+          <w:p>
+            <w:pPr>
+              <w:jc w:val="left"/>
+            </w:pPr>
+            <w:r>
+              <w:rPr>
+                <w:b w:val="false"/>
+                <w:bCs w:val="false"/>
+                <w:sz w:val="15"/>
+              </w:rPr>
+              <w:t>app.py: attendance_save() (marked_by, att_time, upsert). Partial: keeps the latest change only, not a full history</w:t>
+            </w:r>
+          </w:p>
+        </w:tc>
+        <w:tc>
+          <w:tcPr>
+            <w:tcW w:type="dxa" w:w="900"/>
+            <w:tcMar>
+              <w:top w:type="dxa" w:w="60"/>
+              <w:left w:type="dxa" w:w="100"/>
+              <w:bottom w:type="dxa" w:w="60"/>
+              <w:right w:type="dxa" w:w="100"/>
+            </w:tcMar>
+            <w:vAlign w:val="center"/>
+          </w:tcPr>
+          <w:p>
+            <w:pPr>
+              <w:jc w:val="left"/>
+            </w:pPr>
+            <w:r>
+              <w:rPr>
+                <w:b w:val="false"/>
+                <w:bCs w:val="false"/>
+                <w:sz w:val="15"/>
+              </w:rPr>
+              <w:t>OV-02, OV-03, OV-04, OV-06, OV-08, RP-04</w:t>
+            </w:r>
+          </w:p>
+        </w:tc>
+        <w:tc>
+          <w:tcPr>
+            <w:tcW w:type="dxa" w:w="850"/>
+            <w:tcMar>
+              <w:top w:type="dxa" w:w="60"/>
+              <w:left w:type="dxa" w:w="100"/>
+              <w:bottom w:type="dxa" w:w="60"/>
+              <w:right w:type="dxa" w:w="100"/>
+            </w:tcMar>
+            <w:vAlign w:val="center"/>
+          </w:tcPr>
+          <w:p>
+            <w:pPr>
+              <w:jc w:val="left"/>
+            </w:pPr>
+            <w:r>
+              <w:rPr>
+                <w:b w:val="false"/>
+                <w:bCs w:val="false"/>
+                <w:sz w:val="15"/>
+              </w:rPr>
+              <w:t>—</w:t>
+            </w:r>
+          </w:p>
+        </w:tc>
+      </w:tr>
+      <w:tr>
+        <w:tc>
+          <w:tcPr>
+            <w:tcW w:type="dxa" w:w="500"/>
+            <w:tcMar>
+              <w:top w:type="dxa" w:w="60"/>
+              <w:left w:type="dxa" w:w="100"/>
+              <w:bottom w:type="dxa" w:w="60"/>
+              <w:right w:type="dxa" w:w="100"/>
+            </w:tcMar>
+            <w:vAlign w:val="center"/>
+          </w:tcPr>
+          <w:p>
+            <w:pPr>
+              <w:jc w:val="left"/>
+            </w:pPr>
+            <w:r>
+              <w:rPr>
+                <w:b w:val="false"/>
+                <w:bCs w:val="false"/>
+                <w:sz w:val="15"/>
+              </w:rPr>
+              <w:t>12</w:t>
+            </w:r>
+          </w:p>
+        </w:tc>
+        <w:tc>
+          <w:tcPr>
+            <w:tcW w:type="dxa" w:w="880"/>
+            <w:tcMar>
+              <w:top w:type="dxa" w:w="60"/>
+              <w:left w:type="dxa" w:w="100"/>
+              <w:bottom w:type="dxa" w:w="60"/>
+              <w:right w:type="dxa" w:w="100"/>
+            </w:tcMar>
+            <w:vAlign w:val="center"/>
+          </w:tcPr>
+          <w:p>
+            <w:pPr>
+              <w:jc w:val="left"/>
+            </w:pPr>
+            <w:r>
+              <w:rPr>
+                <w:b w:val="false"/>
+                <w:bCs w:val="false"/>
+                <w:sz w:val="15"/>
+              </w:rPr>
+              <w:t>REQ-OV-3</w:t>
+            </w:r>
+          </w:p>
+        </w:tc>
+        <w:tc>
+          <w:tcPr>
+            <w:tcW w:type="dxa" w:w="1750"/>
+            <w:tcMar>
+              <w:top w:type="dxa" w:w="60"/>
+              <w:left w:type="dxa" w:w="100"/>
+              <w:bottom w:type="dxa" w:w="60"/>
+              <w:right w:type="dxa" w:w="100"/>
+            </w:tcMar>
+            <w:vAlign w:val="center"/>
+          </w:tcPr>
+          <w:p>
+            <w:pPr>
+              <w:jc w:val="left"/>
+            </w:pPr>
+            <w:r>
+              <w:rPr>
+                <w:b w:val="false"/>
+                <w:bCs w:val="false"/>
+                <w:sz w:val="15"/>
+              </w:rPr>
+              <w:t>Student role cannot override attendance</w:t>
+            </w:r>
+          </w:p>
+        </w:tc>
+        <w:tc>
+          <w:tcPr>
+            <w:tcW w:type="dxa" w:w="1250"/>
+            <w:tcMar>
+              <w:top w:type="dxa" w:w="60"/>
+              <w:left w:type="dxa" w:w="100"/>
+              <w:bottom w:type="dxa" w:w="60"/>
+              <w:right w:type="dxa" w:w="100"/>
+            </w:tcMar>
+            <w:vAlign w:val="center"/>
+          </w:tcPr>
+          <w:p>
+            <w:pPr>
+              <w:jc w:val="left"/>
+            </w:pPr>
+            <w:r>
+              <w:rPr>
+                <w:b w:val="false"/>
+                <w:bCs w:val="false"/>
+                <w:sz w:val="15"/>
+              </w:rPr>
+              <w:t>HLD §4 (Auth/Role Manager)</w:t>
+            </w:r>
+          </w:p>
+        </w:tc>
+        <w:tc>
+          <w:tcPr>
+            <w:tcW w:type="dxa" w:w="1050"/>
+            <w:tcMar>
+              <w:top w:type="dxa" w:w="60"/>
+              <w:left w:type="dxa" w:w="100"/>
+              <w:bottom w:type="dxa" w:w="60"/>
+              <w:right w:type="dxa" w:w="100"/>
+            </w:tcMar>
+            <w:vAlign w:val="center"/>
+          </w:tcPr>
+          <w:p>
+            <w:pPr>
+              <w:jc w:val="left"/>
+            </w:pPr>
+            <w:r>
+              <w:rPr>
+                <w:b w:val="false"/>
+                <w:bCs w:val="false"/>
+                <w:sz w:val="15"/>
+              </w:rPr>
+              <w:t>SWD §7 (role_required)</w:t>
+            </w:r>
+          </w:p>
+        </w:tc>
+        <w:tc>
+          <w:tcPr>
+            <w:tcW w:type="dxa" w:w="2180"/>
+            <w:tcMar>
+              <w:top w:type="dxa" w:w="60"/>
+              <w:left w:type="dxa" w:w="100"/>
+              <w:bottom w:type="dxa" w:w="60"/>
+              <w:right w:type="dxa" w:w="100"/>
+            </w:tcMar>
+            <w:vAlign w:val="center"/>
+          </w:tcPr>
+          <w:p>
+            <w:pPr>
+              <w:jc w:val="left"/>
+            </w:pPr>
+            <w:r>
+              <w:rPr>
+                <w:b w:val="false"/>
+                <w:bCs w:val="false"/>
+                <w:sz w:val="15"/>
+              </w:rPr>
+              <w:t>app.py: role_required() on attendance_review() and attendance_save()</w:t>
+            </w:r>
+          </w:p>
+        </w:tc>
+        <w:tc>
+          <w:tcPr>
+            <w:tcW w:type="dxa" w:w="900"/>
+            <w:tcMar>
+              <w:top w:type="dxa" w:w="60"/>
+              <w:left w:type="dxa" w:w="100"/>
+              <w:bottom w:type="dxa" w:w="60"/>
+              <w:right w:type="dxa" w:w="100"/>
+            </w:tcMar>
+            <w:vAlign w:val="center"/>
+          </w:tcPr>
+          <w:p>
+            <w:pPr>
+              <w:jc w:val="left"/>
+            </w:pPr>
+            <w:r>
+              <w:rPr>
+                <w:b w:val="false"/>
+                <w:bCs w:val="false"/>
+                <w:sz w:val="15"/>
+              </w:rPr>
+              <w:t>OV-07, AU-08</w:t>
+            </w:r>
+          </w:p>
+        </w:tc>
+        <w:tc>
+          <w:tcPr>
+            <w:tcW w:type="dxa" w:w="850"/>
+            <w:tcMar>
+              <w:top w:type="dxa" w:w="60"/>
+              <w:left w:type="dxa" w:w="100"/>
+              <w:bottom w:type="dxa" w:w="60"/>
+              <w:right w:type="dxa" w:w="100"/>
+            </w:tcMar>
+            <w:vAlign w:val="center"/>
+          </w:tcPr>
+          <w:p>
+            <w:pPr>
+              <w:jc w:val="left"/>
+            </w:pPr>
+            <w:r>
+              <w:rPr>
+                <w:b w:val="false"/>
+                <w:bCs w:val="false"/>
+                <w:sz w:val="15"/>
+              </w:rPr>
+              <w:t>—</w:t>
+            </w:r>
+          </w:p>
+        </w:tc>
+      </w:tr>
+      <w:tr>
+        <w:tc>
+          <w:tcPr>
+            <w:tcW w:type="dxa" w:w="500"/>
+            <w:tcMar>
+              <w:top w:type="dxa" w:w="60"/>
+              <w:left w:type="dxa" w:w="100"/>
+              <w:bottom w:type="dxa" w:w="60"/>
+              <w:right w:type="dxa" w:w="100"/>
+            </w:tcMar>
+            <w:vAlign w:val="center"/>
+          </w:tcPr>
+          <w:p>
+            <w:pPr>
+              <w:jc w:val="left"/>
+            </w:pPr>
+            <w:r>
+              <w:rPr>
+                <w:b w:val="false"/>
+                <w:bCs w:val="false"/>
+                <w:sz w:val="15"/>
+              </w:rPr>
+              <w:t>13</w:t>
+            </w:r>
+          </w:p>
+        </w:tc>
+        <w:tc>
+          <w:tcPr>
+            <w:tcW w:type="dxa" w:w="880"/>
+            <w:tcMar>
+              <w:top w:type="dxa" w:w="60"/>
+              <w:left w:type="dxa" w:w="100"/>
+              <w:bottom w:type="dxa" w:w="60"/>
+              <w:right w:type="dxa" w:w="100"/>
+            </w:tcMar>
+            <w:vAlign w:val="center"/>
+          </w:tcPr>
+          <w:p>
+            <w:pPr>
+              <w:jc w:val="left"/>
+            </w:pPr>
+            <w:r>
+              <w:rPr>
+                <w:b w:val="false"/>
+                <w:bCs w:val="false"/>
+                <w:sz w:val="15"/>
+              </w:rPr>
+              <w:t>REQ-AN-1</w:t>
+            </w:r>
+          </w:p>
+        </w:tc>
+        <w:tc>
+          <w:tcPr>
+            <w:tcW w:type="dxa" w:w="1750"/>
+            <w:tcMar>
+              <w:top w:type="dxa" w:w="60"/>
+              <w:left w:type="dxa" w:w="100"/>
+              <w:bottom w:type="dxa" w:w="60"/>
+              <w:right w:type="dxa" w:w="100"/>
+            </w:tcMar>
+            <w:vAlign w:val="center"/>
+          </w:tcPr>
+          <w:p>
+            <w:pPr>
+              <w:jc w:val="left"/>
+            </w:pPr>
+            <w:r>
+              <w:rPr>
+                <w:b w:val="false"/>
+                <w:bCs w:val="false"/>
+                <w:sz w:val="15"/>
+              </w:rPr>
+              <w:t>Compute each student's attendance percentage</w:t>
+            </w:r>
+          </w:p>
+        </w:tc>
+        <w:tc>
+          <w:tcPr>
+            <w:tcW w:type="dxa" w:w="1250"/>
+            <w:tcMar>
+              <w:top w:type="dxa" w:w="60"/>
+              <w:left w:type="dxa" w:w="100"/>
+              <w:bottom w:type="dxa" w:w="60"/>
+              <w:right w:type="dxa" w:w="100"/>
+            </w:tcMar>
+            <w:vAlign w:val="center"/>
+          </w:tcPr>
+          <w:p>
+            <w:pPr>
+              <w:jc w:val="left"/>
+            </w:pPr>
+            <w:r>
+              <w:rPr>
+                <w:b w:val="false"/>
+                <w:bCs w:val="false"/>
+                <w:sz w:val="15"/>
+              </w:rPr>
+              <w:t>HLD §4 (Analytics &amp; Report Service)</w:t>
+            </w:r>
+          </w:p>
+        </w:tc>
+        <w:tc>
+          <w:tcPr>
+            <w:tcW w:type="dxa" w:w="1050"/>
+            <w:tcMar>
+              <w:top w:type="dxa" w:w="60"/>
+              <w:left w:type="dxa" w:w="100"/>
+              <w:bottom w:type="dxa" w:w="60"/>
+              <w:right w:type="dxa" w:w="100"/>
+            </w:tcMar>
+            <w:vAlign w:val="center"/>
+          </w:tcPr>
+          <w:p>
+            <w:pPr>
+              <w:jc w:val="left"/>
+            </w:pPr>
+            <w:r>
+              <w:rPr>
+                <w:b w:val="false"/>
+                <w:bCs w:val="false"/>
+                <w:sz w:val="15"/>
+              </w:rPr>
+              <w:t>SWD §2, §6</w:t>
+            </w:r>
+          </w:p>
+        </w:tc>
+        <w:tc>
+          <w:tcPr>
+            <w:tcW w:type="dxa" w:w="2180"/>
+            <w:tcMar>
+              <w:top w:type="dxa" w:w="60"/>
+              <w:left w:type="dxa" w:w="100"/>
+              <w:bottom w:type="dxa" w:w="60"/>
+              <w:right w:type="dxa" w:w="100"/>
+            </w:tcMar>
+            <w:vAlign w:val="center"/>
+          </w:tcPr>
+          <w:p>
+            <w:pPr>
+              <w:jc w:val="left"/>
+            </w:pPr>
+            <w:r>
+              <w:rPr>
+                <w:b w:val="false"/>
+                <w:bCs w:val="false"/>
+                <w:sz w:val="15"/>
+              </w:rPr>
+              <w:t>app.py: dashboard(); templates/dashboard.html. Partial: whole history only, no section or date-range filter (D16)</w:t>
+            </w:r>
+          </w:p>
+        </w:tc>
+        <w:tc>
+          <w:tcPr>
+            <w:tcW w:type="dxa" w:w="900"/>
+            <w:tcMar>
+              <w:top w:type="dxa" w:w="60"/>
+              <w:left w:type="dxa" w:w="100"/>
+              <w:bottom w:type="dxa" w:w="60"/>
+              <w:right w:type="dxa" w:w="100"/>
+            </w:tcMar>
+            <w:vAlign w:val="center"/>
+          </w:tcPr>
+          <w:p>
+            <w:pPr>
+              <w:jc w:val="left"/>
+            </w:pPr>
+            <w:r>
+              <w:rPr>
+                <w:b w:val="false"/>
+                <w:bCs w:val="false"/>
+                <w:sz w:val="15"/>
+              </w:rPr>
+              <w:t>AN-01, AN-03, AN-05, AN-08</w:t>
+            </w:r>
+          </w:p>
+        </w:tc>
+        <w:tc>
+          <w:tcPr>
+            <w:tcW w:type="dxa" w:w="850"/>
+            <w:tcMar>
+              <w:top w:type="dxa" w:w="60"/>
+              <w:left w:type="dxa" w:w="100"/>
+              <w:bottom w:type="dxa" w:w="60"/>
+              <w:right w:type="dxa" w:w="100"/>
+            </w:tcMar>
+            <w:vAlign w:val="center"/>
+          </w:tcPr>
+          <w:p>
+            <w:pPr>
+              <w:jc w:val="left"/>
+            </w:pPr>
+            <w:r>
+              <w:rPr>
+                <w:b w:val="false"/>
+                <w:bCs w:val="false"/>
+                <w:sz w:val="15"/>
+              </w:rPr>
+              <w:t>AN-06</w:t>
+            </w:r>
+          </w:p>
+        </w:tc>
+      </w:tr>
+      <w:tr>
+        <w:tc>
+          <w:tcPr>
+            <w:tcW w:type="dxa" w:w="500"/>
+            <w:tcMar>
+              <w:top w:type="dxa" w:w="60"/>
+              <w:left w:type="dxa" w:w="100"/>
+              <w:bottom w:type="dxa" w:w="60"/>
+              <w:right w:type="dxa" w:w="100"/>
+            </w:tcMar>
+            <w:vAlign w:val="center"/>
+          </w:tcPr>
+          <w:p>
+            <w:pPr>
+              <w:jc w:val="left"/>
+            </w:pPr>
+            <w:r>
+              <w:rPr>
+                <w:b w:val="false"/>
+                <w:bCs w:val="false"/>
+                <w:sz w:val="15"/>
+              </w:rPr>
+              <w:t>14</w:t>
+            </w:r>
+          </w:p>
+        </w:tc>
+        <w:tc>
+          <w:tcPr>
+            <w:tcW w:type="dxa" w:w="880"/>
+            <w:tcMar>
+              <w:top w:type="dxa" w:w="60"/>
+              <w:left w:type="dxa" w:w="100"/>
+              <w:bottom w:type="dxa" w:w="60"/>
+              <w:right w:type="dxa" w:w="100"/>
+            </w:tcMar>
+            <w:vAlign w:val="center"/>
+          </w:tcPr>
+          <w:p>
+            <w:pPr>
+              <w:jc w:val="left"/>
+            </w:pPr>
+            <w:r>
+              <w:rPr>
+                <w:b w:val="false"/>
+                <w:bCs w:val="false"/>
+                <w:sz w:val="15"/>
+              </w:rPr>
+              <w:t>REQ-AN-2</w:t>
+            </w:r>
+          </w:p>
+        </w:tc>
+        <w:tc>
+          <w:tcPr>
+            <w:tcW w:type="dxa" w:w="1750"/>
+            <w:tcMar>
+              <w:top w:type="dxa" w:w="60"/>
+              <w:left w:type="dxa" w:w="100"/>
+              <w:bottom w:type="dxa" w:w="60"/>
+              <w:right w:type="dxa" w:w="100"/>
+            </w:tcMar>
+            <w:vAlign w:val="center"/>
+          </w:tcPr>
+          <w:p>
+            <w:pPr>
+              <w:jc w:val="left"/>
+            </w:pPr>
+            <w:r>
+              <w:rPr>
+                <w:b w:val="false"/>
+                <w:bCs w:val="false"/>
+                <w:sz w:val="15"/>
+              </w:rPr>
+              <w:t>Chart of attendance trends over time</w:t>
+            </w:r>
+          </w:p>
+        </w:tc>
+        <w:tc>
+          <w:tcPr>
+            <w:tcW w:type="dxa" w:w="1250"/>
+            <w:tcMar>
+              <w:top w:type="dxa" w:w="60"/>
+              <w:left w:type="dxa" w:w="100"/>
+              <w:bottom w:type="dxa" w:w="60"/>
+              <w:right w:type="dxa" w:w="100"/>
+            </w:tcMar>
+            <w:vAlign w:val="center"/>
+          </w:tcPr>
+          <w:p>
+            <w:pPr>
+              <w:jc w:val="left"/>
+            </w:pPr>
+            <w:r>
+              <w:rPr>
+                <w:b w:val="false"/>
+                <w:bCs w:val="false"/>
+                <w:sz w:val="15"/>
+              </w:rPr>
+              <w:t>HLD §4 (Analytics &amp; Report Service)</w:t>
+            </w:r>
+          </w:p>
+        </w:tc>
+        <w:tc>
+          <w:tcPr>
+            <w:tcW w:type="dxa" w:w="1050"/>
+            <w:tcMar>
+              <w:top w:type="dxa" w:w="60"/>
+              <w:left w:type="dxa" w:w="100"/>
+              <w:bottom w:type="dxa" w:w="60"/>
+              <w:right w:type="dxa" w:w="100"/>
+            </w:tcMar>
+            <w:vAlign w:val="center"/>
+          </w:tcPr>
+          <w:p>
+            <w:pPr>
+              <w:jc w:val="left"/>
+            </w:pPr>
+            <w:r>
+              <w:rPr>
+                <w:b w:val="false"/>
+                <w:bCs w:val="false"/>
+                <w:sz w:val="15"/>
+              </w:rPr>
+              <w:t>SWD §2</w:t>
+            </w:r>
+          </w:p>
+        </w:tc>
+        <w:tc>
+          <w:tcPr>
+            <w:tcW w:type="dxa" w:w="2180"/>
+            <w:tcMar>
+              <w:top w:type="dxa" w:w="60"/>
+              <w:left w:type="dxa" w:w="100"/>
+              <w:bottom w:type="dxa" w:w="60"/>
+              <w:right w:type="dxa" w:w="100"/>
+            </w:tcMar>
+            <w:vAlign w:val="center"/>
+          </w:tcPr>
+          <w:p>
+            <w:pPr>
+              <w:jc w:val="left"/>
+            </w:pPr>
+            <w:r>
+              <w:rPr>
+                <w:b w:val="false"/>
+                <w:bCs w:val="false"/>
+                <w:sz w:val="15"/>
+              </w:rPr>
+              <w:t>Not implemented: dashboard shows a percentage bar per student only (D17)</w:t>
+            </w:r>
+          </w:p>
+        </w:tc>
+        <w:tc>
+          <w:tcPr>
+            <w:tcW w:type="dxa" w:w="900"/>
+            <w:tcMar>
+              <w:top w:type="dxa" w:w="60"/>
+              <w:left w:type="dxa" w:w="100"/>
+              <w:bottom w:type="dxa" w:w="60"/>
+              <w:right w:type="dxa" w:w="100"/>
+            </w:tcMar>
+            <w:vAlign w:val="center"/>
+          </w:tcPr>
+          <w:p>
+            <w:pPr>
+              <w:jc w:val="left"/>
+            </w:pPr>
+            <w:r>
+              <w:rPr>
+                <w:b w:val="false"/>
+                <w:bCs w:val="false"/>
+                <w:sz w:val="15"/>
+              </w:rPr>
+              <w:t>—</w:t>
+            </w:r>
+          </w:p>
+        </w:tc>
+        <w:tc>
+          <w:tcPr>
+            <w:tcW w:type="dxa" w:w="850"/>
+            <w:tcMar>
+              <w:top w:type="dxa" w:w="60"/>
+              <w:left w:type="dxa" w:w="100"/>
+              <w:bottom w:type="dxa" w:w="60"/>
+              <w:right w:type="dxa" w:w="100"/>
+            </w:tcMar>
+            <w:vAlign w:val="center"/>
+          </w:tcPr>
+          <w:p>
+            <w:pPr>
+              <w:jc w:val="left"/>
+            </w:pPr>
+            <w:r>
+              <w:rPr>
+                <w:b w:val="false"/>
+                <w:bCs w:val="false"/>
+                <w:sz w:val="15"/>
+              </w:rPr>
+              <w:t>—</w:t>
+            </w:r>
+          </w:p>
+        </w:tc>
+      </w:tr>
+      <w:tr>
+        <w:tc>
+          <w:tcPr>
+            <w:tcW w:type="dxa" w:w="500"/>
+            <w:tcMar>
+              <w:top w:type="dxa" w:w="60"/>
+              <w:left w:type="dxa" w:w="100"/>
+              <w:bottom w:type="dxa" w:w="60"/>
+              <w:right w:type="dxa" w:w="100"/>
+            </w:tcMar>
+            <w:vAlign w:val="center"/>
+          </w:tcPr>
+          <w:p>
+            <w:pPr>
+              <w:jc w:val="left"/>
+            </w:pPr>
+            <w:r>
+              <w:rPr>
+                <w:b w:val="false"/>
+                <w:bCs w:val="false"/>
+                <w:sz w:val="15"/>
+              </w:rPr>
+              <w:t>15</w:t>
+            </w:r>
+          </w:p>
+        </w:tc>
+        <w:tc>
+          <w:tcPr>
+            <w:tcW w:type="dxa" w:w="880"/>
+            <w:tcMar>
+              <w:top w:type="dxa" w:w="60"/>
+              <w:left w:type="dxa" w:w="100"/>
+              <w:bottom w:type="dxa" w:w="60"/>
+              <w:right w:type="dxa" w:w="100"/>
+            </w:tcMar>
+            <w:vAlign w:val="center"/>
+          </w:tcPr>
+          <w:p>
+            <w:pPr>
+              <w:jc w:val="left"/>
+            </w:pPr>
+            <w:r>
+              <w:rPr>
+                <w:b w:val="false"/>
+                <w:bCs w:val="false"/>
+                <w:sz w:val="15"/>
+              </w:rPr>
+              <w:t>REQ-AN-3</w:t>
+            </w:r>
+          </w:p>
+        </w:tc>
+        <w:tc>
+          <w:tcPr>
+            <w:tcW w:type="dxa" w:w="1750"/>
+            <w:tcMar>
+              <w:top w:type="dxa" w:w="60"/>
+              <w:left w:type="dxa" w:w="100"/>
+              <w:bottom w:type="dxa" w:w="60"/>
+              <w:right w:type="dxa" w:w="100"/>
+            </w:tcMar>
+            <w:vAlign w:val="center"/>
+          </w:tcPr>
+          <w:p>
+            <w:pPr>
+              <w:jc w:val="left"/>
+            </w:pPr>
+            <w:r>
+              <w:rPr>
+                <w:b w:val="false"/>
+                <w:bCs w:val="false"/>
+                <w:sz w:val="15"/>
+              </w:rPr>
+              <w:t>Flag students below the threshold (default 75%)</w:t>
+            </w:r>
+          </w:p>
+        </w:tc>
+        <w:tc>
+          <w:tcPr>
+            <w:tcW w:type="dxa" w:w="1250"/>
+            <w:tcMar>
+              <w:top w:type="dxa" w:w="60"/>
+              <w:left w:type="dxa" w:w="100"/>
+              <w:bottom w:type="dxa" w:w="60"/>
+              <w:right w:type="dxa" w:w="100"/>
+            </w:tcMar>
+            <w:vAlign w:val="center"/>
+          </w:tcPr>
+          <w:p>
+            <w:pPr>
+              <w:jc w:val="left"/>
+            </w:pPr>
+            <w:r>
+              <w:rPr>
+                <w:b w:val="false"/>
+                <w:bCs w:val="false"/>
+                <w:sz w:val="15"/>
+              </w:rPr>
+              <w:t>HLD §4 (Analytics &amp; Report Service)</w:t>
+            </w:r>
+          </w:p>
+        </w:tc>
+        <w:tc>
+          <w:tcPr>
+            <w:tcW w:type="dxa" w:w="1050"/>
+            <w:tcMar>
+              <w:top w:type="dxa" w:w="60"/>
+              <w:left w:type="dxa" w:w="100"/>
+              <w:bottom w:type="dxa" w:w="60"/>
+              <w:right w:type="dxa" w:w="100"/>
+            </w:tcMar>
+            <w:vAlign w:val="center"/>
+          </w:tcPr>
+          <w:p>
+            <w:pPr>
+              <w:jc w:val="left"/>
+            </w:pPr>
+            <w:r>
+              <w:rPr>
+                <w:b w:val="false"/>
+                <w:bCs w:val="false"/>
+                <w:sz w:val="15"/>
+              </w:rPr>
+              <w:t>SWD §2, §6</w:t>
+            </w:r>
+          </w:p>
+        </w:tc>
+        <w:tc>
+          <w:tcPr>
+            <w:tcW w:type="dxa" w:w="2180"/>
+            <w:tcMar>
+              <w:top w:type="dxa" w:w="60"/>
+              <w:left w:type="dxa" w:w="100"/>
+              <w:bottom w:type="dxa" w:w="60"/>
+              <w:right w:type="dxa" w:w="100"/>
+            </w:tcMar>
+            <w:vAlign w:val="center"/>
+          </w:tcPr>
+          <w:p>
+            <w:pPr>
+              <w:jc w:val="left"/>
+            </w:pPr>
+            <w:r>
+              <w:rPr>
+                <w:b w:val="false"/>
+                <w:bCs w:val="false"/>
+                <w:sz w:val="15"/>
+              </w:rPr>
+              <w:t>app.py: dashboard(), LOW_ATTENDANCE_THRESHOLD; templates/dashboard.html (red row and bar)</w:t>
+            </w:r>
+          </w:p>
+        </w:tc>
+        <w:tc>
+          <w:tcPr>
+            <w:tcW w:type="dxa" w:w="900"/>
+            <w:tcMar>
+              <w:top w:type="dxa" w:w="60"/>
+              <w:left w:type="dxa" w:w="100"/>
+              <w:bottom w:type="dxa" w:w="60"/>
+              <w:right w:type="dxa" w:w="100"/>
+            </w:tcMar>
+            <w:vAlign w:val="center"/>
+          </w:tcPr>
+          <w:p>
+            <w:pPr>
+              <w:jc w:val="left"/>
+            </w:pPr>
+            <w:r>
+              <w:rPr>
+                <w:b w:val="false"/>
+                <w:bCs w:val="false"/>
+                <w:sz w:val="15"/>
+              </w:rPr>
+              <w:t>AN-02</w:t>
+            </w:r>
+          </w:p>
+        </w:tc>
+        <w:tc>
+          <w:tcPr>
+            <w:tcW w:type="dxa" w:w="850"/>
+            <w:tcMar>
+              <w:top w:type="dxa" w:w="60"/>
+              <w:left w:type="dxa" w:w="100"/>
+              <w:bottom w:type="dxa" w:w="60"/>
+              <w:right w:type="dxa" w:w="100"/>
+            </w:tcMar>
+            <w:vAlign w:val="center"/>
+          </w:tcPr>
+          <w:p>
+            <w:pPr>
+              <w:jc w:val="left"/>
+            </w:pPr>
+            <w:r>
+              <w:rPr>
+                <w:b w:val="false"/>
+                <w:bCs w:val="false"/>
+                <w:sz w:val="15"/>
+              </w:rPr>
+              <w:t>—</w:t>
+            </w:r>
+          </w:p>
+        </w:tc>
+      </w:tr>
+      <w:tr>
+        <w:tc>
+          <w:tcPr>
+            <w:tcW w:type="dxa" w:w="500"/>
+            <w:tcMar>
+              <w:top w:type="dxa" w:w="60"/>
+              <w:left w:type="dxa" w:w="100"/>
+              <w:bottom w:type="dxa" w:w="60"/>
+              <w:right w:type="dxa" w:w="100"/>
+            </w:tcMar>
+            <w:vAlign w:val="center"/>
+          </w:tcPr>
+          <w:p>
+            <w:pPr>
+              <w:jc w:val="left"/>
+            </w:pPr>
+            <w:r>
+              <w:rPr>
+                <w:b w:val="false"/>
+                <w:bCs w:val="false"/>
+                <w:sz w:val="15"/>
+              </w:rPr>
+              <w:t>16</w:t>
+            </w:r>
+          </w:p>
+        </w:tc>
+        <w:tc>
+          <w:tcPr>
+            <w:tcW w:type="dxa" w:w="880"/>
+            <w:tcMar>
+              <w:top w:type="dxa" w:w="60"/>
+              <w:left w:type="dxa" w:w="100"/>
+              <w:bottom w:type="dxa" w:w="60"/>
+              <w:right w:type="dxa" w:w="100"/>
+            </w:tcMar>
+            <w:vAlign w:val="center"/>
+          </w:tcPr>
+          <w:p>
+            <w:pPr>
+              <w:jc w:val="left"/>
+            </w:pPr>
+            <w:r>
+              <w:rPr>
+                <w:b w:val="false"/>
+                <w:bCs w:val="false"/>
+                <w:sz w:val="15"/>
+              </w:rPr>
+              <w:t>REQ-AN-4</w:t>
+            </w:r>
+          </w:p>
+        </w:tc>
+        <w:tc>
+          <w:tcPr>
+            <w:tcW w:type="dxa" w:w="1750"/>
+            <w:tcMar>
+              <w:top w:type="dxa" w:w="60"/>
+              <w:left w:type="dxa" w:w="100"/>
+              <w:bottom w:type="dxa" w:w="60"/>
+              <w:right w:type="dxa" w:w="100"/>
+            </w:tcMar>
+            <w:vAlign w:val="center"/>
+          </w:tcPr>
+          <w:p>
+            <w:pPr>
+              <w:jc w:val="left"/>
+            </w:pPr>
+            <w:r>
+              <w:rPr>
+                <w:b w:val="false"/>
+                <w:bCs w:val="false"/>
+                <w:sz w:val="15"/>
+              </w:rPr>
+              <w:t>A Student sees only their own record</w:t>
+            </w:r>
+          </w:p>
+        </w:tc>
+        <w:tc>
+          <w:tcPr>
+            <w:tcW w:type="dxa" w:w="1250"/>
+            <w:tcMar>
+              <w:top w:type="dxa" w:w="60"/>
+              <w:left w:type="dxa" w:w="100"/>
+              <w:bottom w:type="dxa" w:w="60"/>
+              <w:right w:type="dxa" w:w="100"/>
+            </w:tcMar>
+            <w:vAlign w:val="center"/>
+          </w:tcPr>
+          <w:p>
+            <w:pPr>
+              <w:jc w:val="left"/>
+            </w:pPr>
+            <w:r>
+              <w:rPr>
+                <w:b w:val="false"/>
+                <w:bCs w:val="false"/>
+                <w:sz w:val="15"/>
+              </w:rPr>
+              <w:t>HLD §4 (Auth/Role Manager, Analytics)</w:t>
+            </w:r>
+          </w:p>
+        </w:tc>
+        <w:tc>
+          <w:tcPr>
+            <w:tcW w:type="dxa" w:w="1050"/>
+            <w:tcMar>
+              <w:top w:type="dxa" w:w="60"/>
+              <w:left w:type="dxa" w:w="100"/>
+              <w:bottom w:type="dxa" w:w="60"/>
+              <w:right w:type="dxa" w:w="100"/>
+            </w:tcMar>
+            <w:vAlign w:val="center"/>
+          </w:tcPr>
+          <w:p>
+            <w:pPr>
+              <w:jc w:val="left"/>
+            </w:pPr>
+            <w:r>
+              <w:rPr>
+                <w:b w:val="false"/>
+                <w:bCs w:val="false"/>
+                <w:sz w:val="15"/>
+              </w:rPr>
+              <w:t>SWD §6, §7</w:t>
+            </w:r>
+          </w:p>
+        </w:tc>
+        <w:tc>
+          <w:tcPr>
+            <w:tcW w:type="dxa" w:w="2180"/>
+            <w:tcMar>
+              <w:top w:type="dxa" w:w="60"/>
+              <w:left w:type="dxa" w:w="100"/>
+              <w:bottom w:type="dxa" w:w="60"/>
+              <w:right w:type="dxa" w:w="100"/>
+            </w:tcMar>
+            <w:vAlign w:val="center"/>
+          </w:tcPr>
+          <w:p>
+            <w:pPr>
+              <w:jc w:val="left"/>
+            </w:pPr>
+            <w:r>
+              <w:rPr>
+                <w:b w:val="false"/>
+                <w:bCs w:val="false"/>
+                <w:sz w:val="15"/>
+              </w:rPr>
+              <w:t>app.py: dashboard() (filters by linked roll number)</w:t>
+            </w:r>
+          </w:p>
+        </w:tc>
+        <w:tc>
+          <w:tcPr>
+            <w:tcW w:type="dxa" w:w="900"/>
+            <w:tcMar>
+              <w:top w:type="dxa" w:w="60"/>
+              <w:left w:type="dxa" w:w="100"/>
+              <w:bottom w:type="dxa" w:w="60"/>
+              <w:right w:type="dxa" w:w="100"/>
+            </w:tcMar>
+            <w:vAlign w:val="center"/>
+          </w:tcPr>
+          <w:p>
+            <w:pPr>
+              <w:jc w:val="left"/>
+            </w:pPr>
+            <w:r>
+              <w:rPr>
+                <w:b w:val="false"/>
+                <w:bCs w:val="false"/>
+                <w:sz w:val="15"/>
+              </w:rPr>
+              <w:t>AN-04, AN-07</w:t>
+            </w:r>
+          </w:p>
+        </w:tc>
+        <w:tc>
+          <w:tcPr>
+            <w:tcW w:type="dxa" w:w="850"/>
+            <w:tcMar>
+              <w:top w:type="dxa" w:w="60"/>
+              <w:left w:type="dxa" w:w="100"/>
+              <w:bottom w:type="dxa" w:w="60"/>
+              <w:right w:type="dxa" w:w="100"/>
+            </w:tcMar>
+            <w:vAlign w:val="center"/>
+          </w:tcPr>
+          <w:p>
+            <w:pPr>
+              <w:jc w:val="left"/>
+            </w:pPr>
+            <w:r>
+              <w:rPr>
+                <w:b w:val="false"/>
+                <w:bCs w:val="false"/>
+                <w:sz w:val="15"/>
+              </w:rPr>
+              <w:t>—</w:t>
+            </w:r>
+          </w:p>
+        </w:tc>
+      </w:tr>
+      <w:tr>
+        <w:tc>
+          <w:tcPr>
+            <w:tcW w:type="dxa" w:w="500"/>
+            <w:tcMar>
+              <w:top w:type="dxa" w:w="60"/>
+              <w:left w:type="dxa" w:w="100"/>
+              <w:bottom w:type="dxa" w:w="60"/>
+              <w:right w:type="dxa" w:w="100"/>
+            </w:tcMar>
+            <w:vAlign w:val="center"/>
+          </w:tcPr>
+          <w:p>
+            <w:pPr>
+              <w:jc w:val="left"/>
+            </w:pPr>
+            <w:r>
+              <w:rPr>
+                <w:b w:val="false"/>
+                <w:bCs w:val="false"/>
+                <w:sz w:val="15"/>
+              </w:rPr>
+              <w:t>17</w:t>
+            </w:r>
+          </w:p>
+        </w:tc>
+        <w:tc>
+          <w:tcPr>
+            <w:tcW w:type="dxa" w:w="880"/>
+            <w:tcMar>
+              <w:top w:type="dxa" w:w="60"/>
+              <w:left w:type="dxa" w:w="100"/>
+              <w:bottom w:type="dxa" w:w="60"/>
+              <w:right w:type="dxa" w:w="100"/>
+            </w:tcMar>
+            <w:vAlign w:val="center"/>
+          </w:tcPr>
+          <w:p>
+            <w:pPr>
+              <w:jc w:val="left"/>
+            </w:pPr>
+            <w:r>
+              <w:rPr>
+                <w:b w:val="false"/>
+                <w:bCs w:val="false"/>
+                <w:sz w:val="15"/>
+              </w:rPr>
+              <w:t>REQ-RP-1</w:t>
+            </w:r>
+          </w:p>
+        </w:tc>
+        <w:tc>
+          <w:tcPr>
+            <w:tcW w:type="dxa" w:w="1750"/>
+            <w:tcMar>
+              <w:top w:type="dxa" w:w="60"/>
+              <w:left w:type="dxa" w:w="100"/>
+              <w:bottom w:type="dxa" w:w="60"/>
+              <w:right w:type="dxa" w:w="100"/>
+            </w:tcMar>
+            <w:vAlign w:val="center"/>
+          </w:tcPr>
+          <w:p>
+            <w:pPr>
+              <w:jc w:val="left"/>
+            </w:pPr>
+            <w:r>
+              <w:rPr>
+                <w:b w:val="false"/>
+                <w:bCs w:val="false"/>
+                <w:sz w:val="15"/>
+              </w:rPr>
+              <w:t>Export attendance records as CSV</w:t>
+            </w:r>
+          </w:p>
+        </w:tc>
+        <w:tc>
+          <w:tcPr>
+            <w:tcW w:type="dxa" w:w="1250"/>
+            <w:tcMar>
+              <w:top w:type="dxa" w:w="60"/>
+              <w:left w:type="dxa" w:w="100"/>
+              <w:bottom w:type="dxa" w:w="60"/>
+              <w:right w:type="dxa" w:w="100"/>
+            </w:tcMar>
+            <w:vAlign w:val="center"/>
+          </w:tcPr>
+          <w:p>
+            <w:pPr>
+              <w:jc w:val="left"/>
+            </w:pPr>
+            <w:r>
+              <w:rPr>
+                <w:b w:val="false"/>
+                <w:bCs w:val="false"/>
+                <w:sz w:val="15"/>
+              </w:rPr>
+              <w:t>HLD §4 (Analytics &amp; Report Service)</w:t>
+            </w:r>
+          </w:p>
+        </w:tc>
+        <w:tc>
+          <w:tcPr>
+            <w:tcW w:type="dxa" w:w="1050"/>
+            <w:tcMar>
+              <w:top w:type="dxa" w:w="60"/>
+              <w:left w:type="dxa" w:w="100"/>
+              <w:bottom w:type="dxa" w:w="60"/>
+              <w:right w:type="dxa" w:w="100"/>
+            </w:tcMar>
+            <w:vAlign w:val="center"/>
+          </w:tcPr>
+          <w:p>
+            <w:pPr>
+              <w:jc w:val="left"/>
+            </w:pPr>
+            <w:r>
+              <w:rPr>
+                <w:b w:val="false"/>
+                <w:bCs w:val="false"/>
+                <w:sz w:val="15"/>
+              </w:rPr>
+              <w:t>SWD §2, §6</w:t>
+            </w:r>
+          </w:p>
+        </w:tc>
+        <w:tc>
+          <w:tcPr>
+            <w:tcW w:type="dxa" w:w="2180"/>
+            <w:tcMar>
+              <w:top w:type="dxa" w:w="60"/>
+              <w:left w:type="dxa" w:w="100"/>
+              <w:bottom w:type="dxa" w:w="60"/>
+              <w:right w:type="dxa" w:w="100"/>
+            </w:tcMar>
+            <w:vAlign w:val="center"/>
+          </w:tcPr>
+          <w:p>
+            <w:pPr>
+              <w:jc w:val="left"/>
+            </w:pPr>
+            <w:r>
+              <w:rPr>
+                <w:b w:val="false"/>
+                <w:bCs w:val="false"/>
+                <w:sz w:val="15"/>
+              </w:rPr>
+              <w:t>app.py: export_csv(). Partial: exports all records, no section or date-range selection (D16)</w:t>
+            </w:r>
+          </w:p>
+        </w:tc>
+        <w:tc>
+          <w:tcPr>
+            <w:tcW w:type="dxa" w:w="900"/>
+            <w:tcMar>
+              <w:top w:type="dxa" w:w="60"/>
+              <w:left w:type="dxa" w:w="100"/>
+              <w:bottom w:type="dxa" w:w="60"/>
+              <w:right w:type="dxa" w:w="100"/>
+            </w:tcMar>
+            <w:vAlign w:val="center"/>
+          </w:tcPr>
+          <w:p>
+            <w:pPr>
+              <w:jc w:val="left"/>
+            </w:pPr>
+            <w:r>
+              <w:rPr>
+                <w:b w:val="false"/>
+                <w:bCs w:val="false"/>
+                <w:sz w:val="15"/>
+              </w:rPr>
+              <w:t>RP-01, RP-02, RP-03, RP-04, RP-06, RP-08</w:t>
+            </w:r>
+          </w:p>
+        </w:tc>
+        <w:tc>
+          <w:tcPr>
+            <w:tcW w:type="dxa" w:w="850"/>
+            <w:tcMar>
+              <w:top w:type="dxa" w:w="60"/>
+              <w:left w:type="dxa" w:w="100"/>
+              <w:bottom w:type="dxa" w:w="60"/>
+              <w:right w:type="dxa" w:w="100"/>
+            </w:tcMar>
+            <w:vAlign w:val="center"/>
+          </w:tcPr>
+          <w:p>
+            <w:pPr>
+              <w:jc w:val="left"/>
+            </w:pPr>
+            <w:r>
+              <w:rPr>
+                <w:b w:val="false"/>
+                <w:bCs w:val="false"/>
+                <w:sz w:val="15"/>
+              </w:rPr>
+              <w:t>RP-07</w:t>
+            </w:r>
+          </w:p>
+        </w:tc>
+      </w:tr>
+      <w:tr>
+        <w:tc>
+          <w:tcPr>
+            <w:tcW w:type="dxa" w:w="500"/>
+            <w:tcMar>
+              <w:top w:type="dxa" w:w="60"/>
+              <w:left w:type="dxa" w:w="100"/>
+              <w:bottom w:type="dxa" w:w="60"/>
+              <w:right w:type="dxa" w:w="100"/>
+            </w:tcMar>
+            <w:vAlign w:val="center"/>
+          </w:tcPr>
+          <w:p>
+            <w:pPr>
+              <w:jc w:val="left"/>
+            </w:pPr>
+            <w:r>
+              <w:rPr>
+                <w:b w:val="false"/>
+                <w:bCs w:val="false"/>
+                <w:sz w:val="15"/>
+              </w:rPr>
+              <w:t>18</w:t>
+            </w:r>
+          </w:p>
+        </w:tc>
+        <w:tc>
+          <w:tcPr>
+            <w:tcW w:type="dxa" w:w="880"/>
+            <w:tcMar>
+              <w:top w:type="dxa" w:w="60"/>
+              <w:left w:type="dxa" w:w="100"/>
+              <w:bottom w:type="dxa" w:w="60"/>
+              <w:right w:type="dxa" w:w="100"/>
+            </w:tcMar>
+            <w:vAlign w:val="center"/>
+          </w:tcPr>
+          <w:p>
+            <w:pPr>
+              <w:jc w:val="left"/>
+            </w:pPr>
+            <w:r>
+              <w:rPr>
+                <w:b w:val="false"/>
+                <w:bCs w:val="false"/>
+                <w:sz w:val="15"/>
+              </w:rPr>
+              <w:t>REQ-RP-2</w:t>
+            </w:r>
+          </w:p>
+        </w:tc>
+        <w:tc>
+          <w:tcPr>
+            <w:tcW w:type="dxa" w:w="1750"/>
+            <w:tcMar>
+              <w:top w:type="dxa" w:w="60"/>
+              <w:left w:type="dxa" w:w="100"/>
+              <w:bottom w:type="dxa" w:w="60"/>
+              <w:right w:type="dxa" w:w="100"/>
+            </w:tcMar>
+            <w:vAlign w:val="center"/>
+          </w:tcPr>
+          <w:p>
+            <w:pPr>
+              <w:jc w:val="left"/>
+            </w:pPr>
+            <w:r>
+              <w:rPr>
+                <w:b w:val="false"/>
+                <w:bCs w:val="false"/>
+                <w:sz w:val="15"/>
+              </w:rPr>
+              <w:t>Export a formatted PDF summary</w:t>
+            </w:r>
+          </w:p>
+        </w:tc>
+        <w:tc>
+          <w:tcPr>
+            <w:tcW w:type="dxa" w:w="1250"/>
+            <w:tcMar>
+              <w:top w:type="dxa" w:w="60"/>
+              <w:left w:type="dxa" w:w="100"/>
+              <w:bottom w:type="dxa" w:w="60"/>
+              <w:right w:type="dxa" w:w="100"/>
+            </w:tcMar>
+            <w:vAlign w:val="center"/>
+          </w:tcPr>
+          <w:p>
+            <w:pPr>
+              <w:jc w:val="left"/>
+            </w:pPr>
+            <w:r>
+              <w:rPr>
+                <w:b w:val="false"/>
+                <w:bCs w:val="false"/>
+                <w:sz w:val="15"/>
+              </w:rPr>
+              <w:t>HLD §4 (Analytics &amp; Report Service)</w:t>
+            </w:r>
+          </w:p>
+        </w:tc>
+        <w:tc>
+          <w:tcPr>
+            <w:tcW w:type="dxa" w:w="1050"/>
+            <w:tcMar>
+              <w:top w:type="dxa" w:w="60"/>
+              <w:left w:type="dxa" w:w="100"/>
+              <w:bottom w:type="dxa" w:w="60"/>
+              <w:right w:type="dxa" w:w="100"/>
+            </w:tcMar>
+            <w:vAlign w:val="center"/>
+          </w:tcPr>
+          <w:p>
+            <w:pPr>
+              <w:jc w:val="left"/>
+            </w:pPr>
+            <w:r>
+              <w:rPr>
+                <w:b w:val="false"/>
+                <w:bCs w:val="false"/>
+                <w:sz w:val="15"/>
+              </w:rPr>
+              <w:t>SWD §2</w:t>
+            </w:r>
+          </w:p>
+        </w:tc>
+        <w:tc>
+          <w:tcPr>
+            <w:tcW w:type="dxa" w:w="2180"/>
+            <w:tcMar>
+              <w:top w:type="dxa" w:w="60"/>
+              <w:left w:type="dxa" w:w="100"/>
+              <w:bottom w:type="dxa" w:w="60"/>
+              <w:right w:type="dxa" w:w="100"/>
+            </w:tcMar>
+            <w:vAlign w:val="center"/>
+          </w:tcPr>
+          <w:p>
+            <w:pPr>
+              <w:jc w:val="left"/>
+            </w:pPr>
+            <w:r>
+              <w:rPr>
+                <w:b w:val="false"/>
+                <w:bCs w:val="false"/>
+                <w:sz w:val="15"/>
+              </w:rPr>
+              <w:t>Not implemented (D18)</w:t>
+            </w:r>
+          </w:p>
+        </w:tc>
+        <w:tc>
+          <w:tcPr>
+            <w:tcW w:type="dxa" w:w="900"/>
+            <w:tcMar>
+              <w:top w:type="dxa" w:w="60"/>
+              <w:left w:type="dxa" w:w="100"/>
+              <w:bottom w:type="dxa" w:w="60"/>
+              <w:right w:type="dxa" w:w="100"/>
+            </w:tcMar>
+            <w:vAlign w:val="center"/>
+          </w:tcPr>
+          <w:p>
+            <w:pPr>
+              <w:jc w:val="left"/>
+            </w:pPr>
+            <w:r>
+              <w:rPr>
+                <w:b w:val="false"/>
+                <w:bCs w:val="false"/>
+                <w:sz w:val="15"/>
+              </w:rPr>
+              <w:t>—</w:t>
+            </w:r>
+          </w:p>
+        </w:tc>
+        <w:tc>
+          <w:tcPr>
+            <w:tcW w:type="dxa" w:w="850"/>
+            <w:tcMar>
+              <w:top w:type="dxa" w:w="60"/>
+              <w:left w:type="dxa" w:w="100"/>
+              <w:bottom w:type="dxa" w:w="60"/>
+              <w:right w:type="dxa" w:w="100"/>
+            </w:tcMar>
+            <w:vAlign w:val="center"/>
+          </w:tcPr>
+          <w:p>
+            <w:pPr>
+              <w:jc w:val="left"/>
+            </w:pPr>
+            <w:r>
+              <w:rPr>
+                <w:b w:val="false"/>
+                <w:bCs w:val="false"/>
+                <w:sz w:val="15"/>
+              </w:rPr>
+              <w:t>—</w:t>
+            </w:r>
+          </w:p>
+        </w:tc>
+      </w:tr>
+      <w:tr>
+        <w:tc>
+          <w:tcPr>
+            <w:tcW w:type="dxa" w:w="500"/>
+            <w:tcMar>
+              <w:top w:type="dxa" w:w="60"/>
+              <w:left w:type="dxa" w:w="100"/>
+              <w:bottom w:type="dxa" w:w="60"/>
+              <w:right w:type="dxa" w:w="100"/>
+            </w:tcMar>
+            <w:vAlign w:val="center"/>
+          </w:tcPr>
+          <w:p>
+            <w:pPr>
+              <w:jc w:val="left"/>
+            </w:pPr>
+            <w:r>
+              <w:rPr>
+                <w:b w:val="false"/>
+                <w:bCs w:val="false"/>
+                <w:sz w:val="15"/>
+              </w:rPr>
+              <w:t>19</w:t>
+            </w:r>
+          </w:p>
+        </w:tc>
+        <w:tc>
+          <w:tcPr>
+            <w:tcW w:type="dxa" w:w="880"/>
+            <w:tcMar>
+              <w:top w:type="dxa" w:w="60"/>
+              <w:left w:type="dxa" w:w="100"/>
+              <w:bottom w:type="dxa" w:w="60"/>
+              <w:right w:type="dxa" w:w="100"/>
+            </w:tcMar>
+            <w:vAlign w:val="center"/>
+          </w:tcPr>
+          <w:p>
+            <w:pPr>
+              <w:jc w:val="left"/>
+            </w:pPr>
+            <w:r>
+              <w:rPr>
+                <w:b w:val="false"/>
+                <w:bCs w:val="false"/>
+                <w:sz w:val="15"/>
+              </w:rPr>
+              <w:t>REQ-RP-3</w:t>
+            </w:r>
+          </w:p>
+        </w:tc>
+        <w:tc>
+          <w:tcPr>
+            <w:tcW w:type="dxa" w:w="1750"/>
+            <w:tcMar>
+              <w:top w:type="dxa" w:w="60"/>
+              <w:left w:type="dxa" w:w="100"/>
+              <w:bottom w:type="dxa" w:w="60"/>
+              <w:right w:type="dxa" w:w="100"/>
+            </w:tcMar>
+            <w:vAlign w:val="center"/>
+          </w:tcPr>
+          <w:p>
+            <w:pPr>
+              <w:jc w:val="left"/>
+            </w:pPr>
+            <w:r>
+              <w:rPr>
+                <w:b w:val="false"/>
+                <w:bCs w:val="false"/>
+                <w:sz w:val="15"/>
+              </w:rPr>
+              <w:t>Report header with section name, date range and generation time</w:t>
+            </w:r>
+          </w:p>
+        </w:tc>
+        <w:tc>
+          <w:tcPr>
+            <w:tcW w:type="dxa" w:w="1250"/>
+            <w:tcMar>
+              <w:top w:type="dxa" w:w="60"/>
+              <w:left w:type="dxa" w:w="100"/>
+              <w:bottom w:type="dxa" w:w="60"/>
+              <w:right w:type="dxa" w:w="100"/>
+            </w:tcMar>
+            <w:vAlign w:val="center"/>
+          </w:tcPr>
+          <w:p>
+            <w:pPr>
+              <w:jc w:val="left"/>
+            </w:pPr>
+            <w:r>
+              <w:rPr>
+                <w:b w:val="false"/>
+                <w:bCs w:val="false"/>
+                <w:sz w:val="15"/>
+              </w:rPr>
+              <w:t>HLD §4 (Analytics &amp; Report Service)</w:t>
+            </w:r>
+          </w:p>
+        </w:tc>
+        <w:tc>
+          <w:tcPr>
+            <w:tcW w:type="dxa" w:w="1050"/>
+            <w:tcMar>
+              <w:top w:type="dxa" w:w="60"/>
+              <w:left w:type="dxa" w:w="100"/>
+              <w:bottom w:type="dxa" w:w="60"/>
+              <w:right w:type="dxa" w:w="100"/>
+            </w:tcMar>
+            <w:vAlign w:val="center"/>
+          </w:tcPr>
+          <w:p>
+            <w:pPr>
+              <w:jc w:val="left"/>
+            </w:pPr>
+            <w:r>
+              <w:rPr>
+                <w:b w:val="false"/>
+                <w:bCs w:val="false"/>
+                <w:sz w:val="15"/>
+              </w:rPr>
+              <w:t>SWD §2</w:t>
+            </w:r>
+          </w:p>
+        </w:tc>
+        <w:tc>
+          <w:tcPr>
+            <w:tcW w:type="dxa" w:w="2180"/>
+            <w:tcMar>
+              <w:top w:type="dxa" w:w="60"/>
+              <w:left w:type="dxa" w:w="100"/>
+              <w:bottom w:type="dxa" w:w="60"/>
+              <w:right w:type="dxa" w:w="100"/>
+            </w:tcMar>
+            <w:vAlign w:val="center"/>
+          </w:tcPr>
+          <w:p>
+            <w:pPr>
+              <w:jc w:val="left"/>
+            </w:pPr>
+            <w:r>
+              <w:rPr>
+                <w:b w:val="false"/>
+                <w:bCs w:val="false"/>
+                <w:sz w:val="15"/>
+              </w:rPr>
+              <w:t>Not implemented: the CSV has only a column-header row (D18)</w:t>
+            </w:r>
+          </w:p>
+        </w:tc>
+        <w:tc>
+          <w:tcPr>
+            <w:tcW w:type="dxa" w:w="900"/>
+            <w:tcMar>
+              <w:top w:type="dxa" w:w="60"/>
+              <w:left w:type="dxa" w:w="100"/>
+              <w:bottom w:type="dxa" w:w="60"/>
+              <w:right w:type="dxa" w:w="100"/>
+            </w:tcMar>
+            <w:vAlign w:val="center"/>
+          </w:tcPr>
+          <w:p>
+            <w:pPr>
+              <w:jc w:val="left"/>
+            </w:pPr>
+            <w:r>
+              <w:rPr>
+                <w:b w:val="false"/>
+                <w:bCs w:val="false"/>
+                <w:sz w:val="15"/>
+              </w:rPr>
+              <w:t>—</w:t>
+            </w:r>
+          </w:p>
+        </w:tc>
+        <w:tc>
+          <w:tcPr>
+            <w:tcW w:type="dxa" w:w="850"/>
+            <w:tcMar>
+              <w:top w:type="dxa" w:w="60"/>
+              <w:left w:type="dxa" w:w="100"/>
+              <w:bottom w:type="dxa" w:w="60"/>
+              <w:right w:type="dxa" w:w="100"/>
+            </w:tcMar>
+            <w:vAlign w:val="center"/>
+          </w:tcPr>
+          <w:p>
+            <w:pPr>
+              <w:jc w:val="left"/>
+            </w:pPr>
+            <w:r>
+              <w:rPr>
+                <w:b w:val="false"/>
+                <w:bCs w:val="false"/>
+                <w:sz w:val="15"/>
+              </w:rPr>
+              <w:t>—</w:t>
+            </w:r>
+          </w:p>
+        </w:tc>
+      </w:tr>
+      <w:tr>
+        <w:tc>
+          <w:tcPr>
+            <w:tcW w:type="dxa" w:w="500"/>
+            <w:tcMar>
+              <w:top w:type="dxa" w:w="60"/>
+              <w:left w:type="dxa" w:w="100"/>
+              <w:bottom w:type="dxa" w:w="60"/>
+              <w:right w:type="dxa" w:w="100"/>
+            </w:tcMar>
+            <w:vAlign w:val="center"/>
+          </w:tcPr>
+          <w:p>
+            <w:pPr>
+              <w:jc w:val="left"/>
+            </w:pPr>
+            <w:r>
+              <w:rPr>
+                <w:b w:val="false"/>
+                <w:bCs w:val="false"/>
+                <w:sz w:val="15"/>
+              </w:rPr>
+              <w:t>20</w:t>
+            </w:r>
+          </w:p>
+        </w:tc>
+        <w:tc>
+          <w:tcPr>
+            <w:tcW w:type="dxa" w:w="880"/>
+            <w:tcMar>
+              <w:top w:type="dxa" w:w="60"/>
+              <w:left w:type="dxa" w:w="100"/>
+              <w:bottom w:type="dxa" w:w="60"/>
+              <w:right w:type="dxa" w:w="100"/>
+            </w:tcMar>
+            <w:vAlign w:val="center"/>
+          </w:tcPr>
+          <w:p>
+            <w:pPr>
+              <w:jc w:val="left"/>
+            </w:pPr>
+            <w:r>
+              <w:rPr>
+                <w:b w:val="false"/>
+                <w:bCs w:val="false"/>
+                <w:sz w:val="15"/>
+              </w:rPr>
+              <w:t>REQ-AU-1</w:t>
+            </w:r>
+          </w:p>
+        </w:tc>
+        <w:tc>
+          <w:tcPr>
+            <w:tcW w:type="dxa" w:w="1750"/>
+            <w:tcMar>
+              <w:top w:type="dxa" w:w="60"/>
+              <w:left w:type="dxa" w:w="100"/>
+              <w:bottom w:type="dxa" w:w="60"/>
+              <w:right w:type="dxa" w:w="100"/>
+            </w:tcMar>
+            <w:vAlign w:val="center"/>
+          </w:tcPr>
+          <w:p>
+            <w:pPr>
+              <w:jc w:val="left"/>
+            </w:pPr>
+            <w:r>
+              <w:rPr>
+                <w:b w:val="false"/>
+                <w:bCs w:val="false"/>
+                <w:sz w:val="15"/>
+              </w:rPr>
+              <w:t>Authenticate users before granting access</w:t>
+            </w:r>
+          </w:p>
+        </w:tc>
+        <w:tc>
+          <w:tcPr>
+            <w:tcW w:type="dxa" w:w="1250"/>
+            <w:tcMar>
+              <w:top w:type="dxa" w:w="60"/>
+              <w:left w:type="dxa" w:w="100"/>
+              <w:bottom w:type="dxa" w:w="60"/>
+              <w:right w:type="dxa" w:w="100"/>
+            </w:tcMar>
+            <w:vAlign w:val="center"/>
+          </w:tcPr>
+          <w:p>
+            <w:pPr>
+              <w:jc w:val="left"/>
+            </w:pPr>
+            <w:r>
+              <w:rPr>
+                <w:b w:val="false"/>
+                <w:bCs w:val="false"/>
+                <w:sz w:val="15"/>
+              </w:rPr>
+              <w:t>HLD §4 (Auth/Role Manager); §5.3</w:t>
+            </w:r>
+          </w:p>
+        </w:tc>
+        <w:tc>
+          <w:tcPr>
+            <w:tcW w:type="dxa" w:w="1050"/>
+            <w:tcMar>
+              <w:top w:type="dxa" w:w="60"/>
+              <w:left w:type="dxa" w:w="100"/>
+              <w:bottom w:type="dxa" w:w="60"/>
+              <w:right w:type="dxa" w:w="100"/>
+            </w:tcMar>
+            <w:vAlign w:val="center"/>
+          </w:tcPr>
+          <w:p>
+            <w:pPr>
+              <w:jc w:val="left"/>
+            </w:pPr>
+            <w:r>
+              <w:rPr>
+                <w:b w:val="false"/>
+                <w:bCs w:val="false"/>
+                <w:sz w:val="15"/>
+              </w:rPr>
+              <w:t>SWD §2, §5.2, §5.3, §6</w:t>
+            </w:r>
+          </w:p>
+        </w:tc>
+        <w:tc>
+          <w:tcPr>
+            <w:tcW w:type="dxa" w:w="2180"/>
+            <w:tcMar>
+              <w:top w:type="dxa" w:w="60"/>
+              <w:left w:type="dxa" w:w="100"/>
+              <w:bottom w:type="dxa" w:w="60"/>
+              <w:right w:type="dxa" w:w="100"/>
+            </w:tcMar>
+            <w:vAlign w:val="center"/>
+          </w:tcPr>
+          <w:p>
+            <w:pPr>
+              <w:jc w:val="left"/>
+            </w:pPr>
+            <w:r>
+              <w:rPr>
+                <w:b w:val="false"/>
+                <w:bCs w:val="false"/>
+                <w:sz w:val="15"/>
+              </w:rPr>
+              <w:t>app.py: setup(), login(), logout(), start_session(), force_first_admin_setup(); templates/setup.html, login.html</w:t>
+            </w:r>
+          </w:p>
+        </w:tc>
+        <w:tc>
+          <w:tcPr>
+            <w:tcW w:type="dxa" w:w="900"/>
+            <w:tcMar>
+              <w:top w:type="dxa" w:w="60"/>
+              <w:left w:type="dxa" w:w="100"/>
+              <w:bottom w:type="dxa" w:w="60"/>
+              <w:right w:type="dxa" w:w="100"/>
+            </w:tcMar>
+            <w:vAlign w:val="center"/>
+          </w:tcPr>
+          <w:p>
+            <w:pPr>
+              <w:jc w:val="left"/>
+            </w:pPr>
+            <w:r>
+              <w:rPr>
+                <w:b w:val="false"/>
+                <w:bCs w:val="false"/>
+                <w:sz w:val="15"/>
+              </w:rPr>
+              <w:t>AU-01, AU-02, AU-03, AU-04, AU-05, AU-06, AU-12</w:t>
+            </w:r>
+          </w:p>
+        </w:tc>
+        <w:tc>
+          <w:tcPr>
+            <w:tcW w:type="dxa" w:w="850"/>
+            <w:tcMar>
+              <w:top w:type="dxa" w:w="60"/>
+              <w:left w:type="dxa" w:w="100"/>
+              <w:bottom w:type="dxa" w:w="60"/>
+              <w:right w:type="dxa" w:w="100"/>
+            </w:tcMar>
+            <w:vAlign w:val="center"/>
+          </w:tcPr>
+          <w:p>
+            <w:pPr>
+              <w:jc w:val="left"/>
+            </w:pPr>
+            <w:r>
+              <w:rPr>
+                <w:b w:val="false"/>
+                <w:bCs w:val="false"/>
+                <w:sz w:val="15"/>
+              </w:rPr>
+              <w:t>—</w:t>
+            </w:r>
+          </w:p>
+        </w:tc>
+      </w:tr>
+      <w:tr>
+        <w:tc>
+          <w:tcPr>
+            <w:tcW w:type="dxa" w:w="500"/>
+            <w:tcMar>
+              <w:top w:type="dxa" w:w="60"/>
+              <w:left w:type="dxa" w:w="100"/>
+              <w:bottom w:type="dxa" w:w="60"/>
+              <w:right w:type="dxa" w:w="100"/>
+            </w:tcMar>
+            <w:vAlign w:val="center"/>
+          </w:tcPr>
+          <w:p>
+            <w:pPr>
+              <w:jc w:val="left"/>
+            </w:pPr>
+            <w:r>
+              <w:rPr>
+                <w:b w:val="false"/>
+                <w:bCs w:val="false"/>
+                <w:sz w:val="15"/>
+              </w:rPr>
+              <w:t>21</w:t>
+            </w:r>
+          </w:p>
+        </w:tc>
+        <w:tc>
+          <w:tcPr>
+            <w:tcW w:type="dxa" w:w="880"/>
+            <w:tcMar>
+              <w:top w:type="dxa" w:w="60"/>
+              <w:left w:type="dxa" w:w="100"/>
+              <w:bottom w:type="dxa" w:w="60"/>
+              <w:right w:type="dxa" w:w="100"/>
+            </w:tcMar>
+            <w:vAlign w:val="center"/>
+          </w:tcPr>
+          <w:p>
+            <w:pPr>
+              <w:jc w:val="left"/>
+            </w:pPr>
+            <w:r>
+              <w:rPr>
+                <w:b w:val="false"/>
+                <w:bCs w:val="false"/>
+                <w:sz w:val="15"/>
+              </w:rPr>
+              <w:t>REQ-AU-2</w:t>
+            </w:r>
+          </w:p>
+        </w:tc>
+        <w:tc>
+          <w:tcPr>
+            <w:tcW w:type="dxa" w:w="1750"/>
+            <w:tcMar>
+              <w:top w:type="dxa" w:w="60"/>
+              <w:left w:type="dxa" w:w="100"/>
+              <w:bottom w:type="dxa" w:w="60"/>
+              <w:right w:type="dxa" w:w="100"/>
+            </w:tcMar>
+            <w:vAlign w:val="center"/>
+          </w:tcPr>
+          <w:p>
+            <w:pPr>
+              <w:jc w:val="left"/>
+            </w:pPr>
+            <w:r>
+              <w:rPr>
+                <w:b w:val="false"/>
+                <w:bCs w:val="false"/>
+                <w:sz w:val="15"/>
+              </w:rPr>
+              <w:t>Store passwords as salted hashes</w:t>
+            </w:r>
+          </w:p>
+        </w:tc>
+        <w:tc>
+          <w:tcPr>
+            <w:tcW w:type="dxa" w:w="1250"/>
+            <w:tcMar>
+              <w:top w:type="dxa" w:w="60"/>
+              <w:left w:type="dxa" w:w="100"/>
+              <w:bottom w:type="dxa" w:w="60"/>
+              <w:right w:type="dxa" w:w="100"/>
+            </w:tcMar>
+            <w:vAlign w:val="center"/>
+          </w:tcPr>
+          <w:p>
+            <w:pPr>
+              <w:jc w:val="left"/>
+            </w:pPr>
+            <w:r>
+              <w:rPr>
+                <w:b w:val="false"/>
+                <w:bCs w:val="false"/>
+                <w:sz w:val="15"/>
+              </w:rPr>
+              <w:t>HLD §4 (Auth/Role Manager); §7</w:t>
+            </w:r>
+          </w:p>
+        </w:tc>
+        <w:tc>
+          <w:tcPr>
+            <w:tcW w:type="dxa" w:w="1050"/>
+            <w:tcMar>
+              <w:top w:type="dxa" w:w="60"/>
+              <w:left w:type="dxa" w:w="100"/>
+              <w:bottom w:type="dxa" w:w="60"/>
+              <w:right w:type="dxa" w:w="100"/>
+            </w:tcMar>
+            <w:vAlign w:val="center"/>
+          </w:tcPr>
+          <w:p>
+            <w:pPr>
+              <w:jc w:val="left"/>
+            </w:pPr>
+            <w:r>
+              <w:rPr>
+                <w:b w:val="false"/>
+                <w:bCs w:val="false"/>
+                <w:sz w:val="15"/>
+              </w:rPr>
+              <w:t>SWD §7</w:t>
+            </w:r>
+          </w:p>
+        </w:tc>
+        <w:tc>
+          <w:tcPr>
+            <w:tcW w:type="dxa" w:w="2180"/>
+            <w:tcMar>
+              <w:top w:type="dxa" w:w="60"/>
+              <w:left w:type="dxa" w:w="100"/>
+              <w:bottom w:type="dxa" w:w="60"/>
+              <w:right w:type="dxa" w:w="100"/>
+            </w:tcMar>
+            <w:vAlign w:val="center"/>
+          </w:tcPr>
+          <w:p>
+            <w:pPr>
+              <w:jc w:val="left"/>
+            </w:pPr>
+            <w:r>
+              <w:rPr>
+                <w:b w:val="false"/>
+                <w:bCs w:val="false"/>
+                <w:sz w:val="15"/>
+              </w:rPr>
+              <w:t>app.py: generate_password_hash() and check_password_hash() (Werkzeug) in setup(), register(), enroll(), login()</w:t>
+            </w:r>
+          </w:p>
+        </w:tc>
+        <w:tc>
+          <w:tcPr>
+            <w:tcW w:type="dxa" w:w="900"/>
+            <w:tcMar>
+              <w:top w:type="dxa" w:w="60"/>
+              <w:left w:type="dxa" w:w="100"/>
+              <w:bottom w:type="dxa" w:w="60"/>
+              <w:right w:type="dxa" w:w="100"/>
+            </w:tcMar>
+            <w:vAlign w:val="center"/>
+          </w:tcPr>
+          <w:p>
+            <w:pPr>
+              <w:jc w:val="left"/>
+            </w:pPr>
+            <w:r>
+              <w:rPr>
+                <w:b w:val="false"/>
+                <w:bCs w:val="false"/>
+                <w:sz w:val="15"/>
+              </w:rPr>
+              <w:t>AU-02, AU-05</w:t>
+            </w:r>
+          </w:p>
+        </w:tc>
+        <w:tc>
+          <w:tcPr>
+            <w:tcW w:type="dxa" w:w="850"/>
+            <w:tcMar>
+              <w:top w:type="dxa" w:w="60"/>
+              <w:left w:type="dxa" w:w="100"/>
+              <w:bottom w:type="dxa" w:w="60"/>
+              <w:right w:type="dxa" w:w="100"/>
+            </w:tcMar>
+            <w:vAlign w:val="center"/>
+          </w:tcPr>
+          <w:p>
+            <w:pPr>
+              <w:jc w:val="left"/>
+            </w:pPr>
+            <w:r>
+              <w:rPr>
+                <w:b w:val="false"/>
+                <w:bCs w:val="false"/>
+                <w:sz w:val="15"/>
+              </w:rPr>
+              <w:t>—</w:t>
+            </w:r>
+          </w:p>
+        </w:tc>
+      </w:tr>
+      <w:tr>
+        <w:tc>
+          <w:tcPr>
+            <w:tcW w:type="dxa" w:w="500"/>
+            <w:tcMar>
+              <w:top w:type="dxa" w:w="60"/>
+              <w:left w:type="dxa" w:w="100"/>
+              <w:bottom w:type="dxa" w:w="60"/>
+              <w:right w:type="dxa" w:w="100"/>
+            </w:tcMar>
+            <w:vAlign w:val="center"/>
+          </w:tcPr>
+          <w:p>
+            <w:pPr>
+              <w:jc w:val="left"/>
+            </w:pPr>
+            <w:r>
+              <w:rPr>
+                <w:b w:val="false"/>
+                <w:bCs w:val="false"/>
+                <w:sz w:val="15"/>
+              </w:rPr>
+              <w:t>22</w:t>
+            </w:r>
+          </w:p>
+        </w:tc>
+        <w:tc>
+          <w:tcPr>
+            <w:tcW w:type="dxa" w:w="880"/>
+            <w:tcMar>
+              <w:top w:type="dxa" w:w="60"/>
+              <w:left w:type="dxa" w:w="100"/>
+              <w:bottom w:type="dxa" w:w="60"/>
+              <w:right w:type="dxa" w:w="100"/>
+            </w:tcMar>
+            <w:vAlign w:val="center"/>
+          </w:tcPr>
+          <w:p>
+            <w:pPr>
+              <w:jc w:val="left"/>
+            </w:pPr>
+            <w:r>
+              <w:rPr>
+                <w:b w:val="false"/>
+                <w:bCs w:val="false"/>
+                <w:sz w:val="15"/>
+              </w:rPr>
+              <w:t>REQ-AU-3</w:t>
+            </w:r>
+          </w:p>
+        </w:tc>
+        <w:tc>
+          <w:tcPr>
+            <w:tcW w:type="dxa" w:w="1750"/>
+            <w:tcMar>
+              <w:top w:type="dxa" w:w="60"/>
+              <w:left w:type="dxa" w:w="100"/>
+              <w:bottom w:type="dxa" w:w="60"/>
+              <w:right w:type="dxa" w:w="100"/>
+            </w:tcMar>
+            <w:vAlign w:val="center"/>
+          </w:tcPr>
+          <w:p>
+            <w:pPr>
+              <w:jc w:val="left"/>
+            </w:pPr>
+            <w:r>
+              <w:rPr>
+                <w:b w:val="false"/>
+                <w:bCs w:val="false"/>
+                <w:sz w:val="15"/>
+              </w:rPr>
+              <w:t>Restrict each screen and action to authorised roles</w:t>
+            </w:r>
+          </w:p>
+        </w:tc>
+        <w:tc>
+          <w:tcPr>
+            <w:tcW w:type="dxa" w:w="1250"/>
+            <w:tcMar>
+              <w:top w:type="dxa" w:w="60"/>
+              <w:left w:type="dxa" w:w="100"/>
+              <w:bottom w:type="dxa" w:w="60"/>
+              <w:right w:type="dxa" w:w="100"/>
+            </w:tcMar>
+            <w:vAlign w:val="center"/>
+          </w:tcPr>
+          <w:p>
+            <w:pPr>
+              <w:jc w:val="left"/>
+            </w:pPr>
+            <w:r>
+              <w:rPr>
+                <w:b w:val="false"/>
+                <w:bCs w:val="false"/>
+                <w:sz w:val="15"/>
+              </w:rPr>
+              <w:t>HLD §4 (Auth/Role Manager)</w:t>
+            </w:r>
+          </w:p>
+        </w:tc>
+        <w:tc>
+          <w:tcPr>
+            <w:tcW w:type="dxa" w:w="1050"/>
+            <w:tcMar>
+              <w:top w:type="dxa" w:w="60"/>
+              <w:left w:type="dxa" w:w="100"/>
+              <w:bottom w:type="dxa" w:w="60"/>
+              <w:right w:type="dxa" w:w="100"/>
+            </w:tcMar>
+            <w:vAlign w:val="center"/>
+          </w:tcPr>
+          <w:p>
+            <w:pPr>
+              <w:jc w:val="left"/>
+            </w:pPr>
+            <w:r>
+              <w:rPr>
+                <w:b w:val="false"/>
+                <w:bCs w:val="false"/>
+                <w:sz w:val="15"/>
+              </w:rPr>
+              <w:t>SWD §7</w:t>
+            </w:r>
+          </w:p>
+        </w:tc>
+        <w:tc>
+          <w:tcPr>
+            <w:tcW w:type="dxa" w:w="2180"/>
+            <w:tcMar>
+              <w:top w:type="dxa" w:w="60"/>
+              <w:left w:type="dxa" w:w="100"/>
+              <w:bottom w:type="dxa" w:w="60"/>
+              <w:right w:type="dxa" w:w="100"/>
+            </w:tcMar>
+            <w:vAlign w:val="center"/>
+          </w:tcPr>
+          <w:p>
+            <w:pPr>
+              <w:jc w:val="left"/>
+            </w:pPr>
+            <w:r>
+              <w:rPr>
+                <w:b w:val="false"/>
+                <w:bCs w:val="false"/>
+                <w:sz w:val="15"/>
+              </w:rPr>
+              <w:t>app.py: login_required(), role_required() on enroll, attendance, export routes</w:t>
+            </w:r>
+          </w:p>
+        </w:tc>
+        <w:tc>
+          <w:tcPr>
+            <w:tcW w:type="dxa" w:w="900"/>
+            <w:tcMar>
+              <w:top w:type="dxa" w:w="60"/>
+              <w:left w:type="dxa" w:w="100"/>
+              <w:bottom w:type="dxa" w:w="60"/>
+              <w:right w:type="dxa" w:w="100"/>
+            </w:tcMar>
+            <w:vAlign w:val="center"/>
+          </w:tcPr>
+          <w:p>
+            <w:pPr>
+              <w:jc w:val="left"/>
+            </w:pPr>
+            <w:r>
+              <w:rPr>
+                <w:b w:val="false"/>
+                <w:bCs w:val="false"/>
+                <w:sz w:val="15"/>
+              </w:rPr>
+              <w:t>AU-07, AU-08, AU-09, AU-13, OV-07, RP-05</w:t>
+            </w:r>
+          </w:p>
+        </w:tc>
+        <w:tc>
+          <w:tcPr>
+            <w:tcW w:type="dxa" w:w="850"/>
+            <w:tcMar>
+              <w:top w:type="dxa" w:w="60"/>
+              <w:left w:type="dxa" w:w="100"/>
+              <w:bottom w:type="dxa" w:w="60"/>
+              <w:right w:type="dxa" w:w="100"/>
+            </w:tcMar>
+            <w:vAlign w:val="center"/>
+          </w:tcPr>
+          <w:p>
+            <w:pPr>
+              <w:jc w:val="left"/>
+            </w:pPr>
+            <w:r>
+              <w:rPr>
+                <w:b w:val="false"/>
+                <w:bCs w:val="false"/>
+                <w:sz w:val="15"/>
+              </w:rPr>
+              <w:t>—</w:t>
+            </w:r>
+          </w:p>
+        </w:tc>
+      </w:tr>
+      <w:tr>
+        <w:tc>
+          <w:tcPr>
+            <w:tcW w:type="dxa" w:w="500"/>
+            <w:tcMar>
+              <w:top w:type="dxa" w:w="60"/>
+              <w:left w:type="dxa" w:w="100"/>
+              <w:bottom w:type="dxa" w:w="60"/>
+              <w:right w:type="dxa" w:w="100"/>
+            </w:tcMar>
+            <w:vAlign w:val="center"/>
+          </w:tcPr>
+          <w:p>
+            <w:pPr>
+              <w:jc w:val="left"/>
+            </w:pPr>
+            <w:r>
+              <w:rPr>
+                <w:b w:val="false"/>
+                <w:bCs w:val="false"/>
+                <w:sz w:val="15"/>
+              </w:rPr>
+              <w:t>23</w:t>
+            </w:r>
+          </w:p>
+        </w:tc>
+        <w:tc>
+          <w:tcPr>
+            <w:tcW w:type="dxa" w:w="880"/>
+            <w:tcMar>
+              <w:top w:type="dxa" w:w="60"/>
+              <w:left w:type="dxa" w:w="100"/>
+              <w:bottom w:type="dxa" w:w="60"/>
+              <w:right w:type="dxa" w:w="100"/>
+            </w:tcMar>
+            <w:vAlign w:val="center"/>
+          </w:tcPr>
+          <w:p>
+            <w:pPr>
+              <w:jc w:val="left"/>
+            </w:pPr>
+            <w:r>
+              <w:rPr>
+                <w:b w:val="false"/>
+                <w:bCs w:val="false"/>
+                <w:sz w:val="15"/>
+              </w:rPr>
+              <w:t>REQ-AU-4</w:t>
+            </w:r>
+          </w:p>
+        </w:tc>
+        <w:tc>
+          <w:tcPr>
+            <w:tcW w:type="dxa" w:w="1750"/>
+            <w:tcMar>
+              <w:top w:type="dxa" w:w="60"/>
+              <w:left w:type="dxa" w:w="100"/>
+              <w:bottom w:type="dxa" w:w="60"/>
+              <w:right w:type="dxa" w:w="100"/>
+            </w:tcMar>
+            <w:vAlign w:val="center"/>
+          </w:tcPr>
+          <w:p>
+            <w:pPr>
+              <w:jc w:val="left"/>
+            </w:pPr>
+            <w:r>
+              <w:rPr>
+                <w:b w:val="false"/>
+                <w:bCs w:val="false"/>
+                <w:sz w:val="15"/>
+              </w:rPr>
+              <w:t>Admin can create, deactivate and reset passwords of Faculty and Student accounts</w:t>
+            </w:r>
+          </w:p>
+        </w:tc>
+        <w:tc>
+          <w:tcPr>
+            <w:tcW w:type="dxa" w:w="1250"/>
+            <w:tcMar>
+              <w:top w:type="dxa" w:w="60"/>
+              <w:left w:type="dxa" w:w="100"/>
+              <w:bottom w:type="dxa" w:w="60"/>
+              <w:right w:type="dxa" w:w="100"/>
+            </w:tcMar>
+            <w:vAlign w:val="center"/>
+          </w:tcPr>
+          <w:p>
+            <w:pPr>
+              <w:jc w:val="left"/>
+            </w:pPr>
+            <w:r>
+              <w:rPr>
+                <w:b w:val="false"/>
+                <w:bCs w:val="false"/>
+                <w:sz w:val="15"/>
+              </w:rPr>
+              <w:t>HLD §4 (Auth/Role Manager); §5.3</w:t>
+            </w:r>
+          </w:p>
+        </w:tc>
+        <w:tc>
+          <w:tcPr>
+            <w:tcW w:type="dxa" w:w="1050"/>
+            <w:tcMar>
+              <w:top w:type="dxa" w:w="60"/>
+              <w:left w:type="dxa" w:w="100"/>
+              <w:bottom w:type="dxa" w:w="60"/>
+              <w:right w:type="dxa" w:w="100"/>
+            </w:tcMar>
+            <w:vAlign w:val="center"/>
+          </w:tcPr>
+          <w:p>
+            <w:pPr>
+              <w:jc w:val="left"/>
+            </w:pPr>
+            <w:r>
+              <w:rPr>
+                <w:b w:val="false"/>
+                <w:bCs w:val="false"/>
+                <w:sz w:val="15"/>
+              </w:rPr>
+              <w:t>SWD §5.3, §6</w:t>
+            </w:r>
+          </w:p>
+        </w:tc>
+        <w:tc>
+          <w:tcPr>
+            <w:tcW w:type="dxa" w:w="2180"/>
+            <w:tcMar>
+              <w:top w:type="dxa" w:w="60"/>
+              <w:left w:type="dxa" w:w="100"/>
+              <w:bottom w:type="dxa" w:w="60"/>
+              <w:right w:type="dxa" w:w="100"/>
+            </w:tcMar>
+            <w:vAlign w:val="center"/>
+          </w:tcPr>
+          <w:p>
+            <w:pPr>
+              <w:jc w:val="left"/>
+            </w:pPr>
+            <w:r>
+              <w:rPr>
+                <w:b w:val="false"/>
+                <w:bCs w:val="false"/>
+                <w:sz w:val="15"/>
+              </w:rPr>
+              <w:t>app.py: register(), enroll(). Partial: Admin-authorised creation only; student logins are created on enrollment; no deactivate or password reset (D19)</w:t>
+            </w:r>
+          </w:p>
+        </w:tc>
+        <w:tc>
+          <w:tcPr>
+            <w:tcW w:type="dxa" w:w="900"/>
+            <w:tcMar>
+              <w:top w:type="dxa" w:w="60"/>
+              <w:left w:type="dxa" w:w="100"/>
+              <w:bottom w:type="dxa" w:w="60"/>
+              <w:right w:type="dxa" w:w="100"/>
+            </w:tcMar>
+            <w:vAlign w:val="center"/>
+          </w:tcPr>
+          <w:p>
+            <w:pPr>
+              <w:jc w:val="left"/>
+            </w:pPr>
+            <w:r>
+              <w:rPr>
+                <w:b w:val="false"/>
+                <w:bCs w:val="false"/>
+                <w:sz w:val="15"/>
+              </w:rPr>
+              <w:t>AU-10, AU-11, EN-08, EN-09</w:t>
+            </w:r>
+          </w:p>
+        </w:tc>
+        <w:tc>
+          <w:tcPr>
+            <w:tcW w:type="dxa" w:w="850"/>
+            <w:tcMar>
+              <w:top w:type="dxa" w:w="60"/>
+              <w:left w:type="dxa" w:w="100"/>
+              <w:bottom w:type="dxa" w:w="60"/>
+              <w:right w:type="dxa" w:w="100"/>
+            </w:tcMar>
+            <w:vAlign w:val="center"/>
+          </w:tcPr>
+          <w:p>
+            <w:pPr>
+              <w:jc w:val="left"/>
+            </w:pPr>
+            <w:r>
+              <w:rPr>
+                <w:b w:val="false"/>
+                <w:bCs w:val="false"/>
+                <w:sz w:val="15"/>
+              </w:rPr>
+              <w:t>—</w:t>
+            </w:r>
+          </w:p>
+        </w:tc>
+      </w:tr>
+      <w:tr>
+        <w:tc>
+          <w:tcPr>
+            <w:tcW w:type="dxa" w:w="500"/>
+            <w:tcMar>
+              <w:top w:type="dxa" w:w="60"/>
+              <w:left w:type="dxa" w:w="100"/>
+              <w:bottom w:type="dxa" w:w="60"/>
+              <w:right w:type="dxa" w:w="100"/>
+            </w:tcMar>
+            <w:vAlign w:val="center"/>
+          </w:tcPr>
+          <w:p>
+            <w:pPr>
+              <w:jc w:val="left"/>
+            </w:pPr>
+            <w:r>
+              <w:rPr>
+                <w:b w:val="false"/>
+                <w:bCs w:val="false"/>
+                <w:sz w:val="15"/>
+              </w:rPr>
+              <w:t>24</w:t>
+            </w:r>
+          </w:p>
+        </w:tc>
+        <w:tc>
+          <w:tcPr>
+            <w:tcW w:type="dxa" w:w="880"/>
+            <w:tcMar>
+              <w:top w:type="dxa" w:w="60"/>
+              <w:left w:type="dxa" w:w="100"/>
+              <w:bottom w:type="dxa" w:w="60"/>
+              <w:right w:type="dxa" w:w="100"/>
+            </w:tcMar>
+            <w:vAlign w:val="center"/>
+          </w:tcPr>
+          <w:p>
+            <w:pPr>
+              <w:jc w:val="left"/>
+            </w:pPr>
+            <w:r>
+              <w:rPr>
+                <w:b w:val="false"/>
+                <w:bCs w:val="false"/>
+                <w:sz w:val="15"/>
+              </w:rPr>
+              <w:t>SRS 6.1</w:t>
+            </w:r>
+          </w:p>
+        </w:tc>
+        <w:tc>
+          <w:tcPr>
+            <w:tcW w:type="dxa" w:w="1750"/>
+            <w:tcMar>
+              <w:top w:type="dxa" w:w="60"/>
+              <w:left w:type="dxa" w:w="100"/>
+              <w:bottom w:type="dxa" w:w="60"/>
+              <w:right w:type="dxa" w:w="100"/>
+            </w:tcMar>
+            <w:vAlign w:val="center"/>
+          </w:tcPr>
+          <w:p>
+            <w:pPr>
+              <w:jc w:val="left"/>
+            </w:pPr>
+            <w:r>
+              <w:rPr>
+                <w:b w:val="false"/>
+                <w:bCs w:val="false"/>
+                <w:sz w:val="15"/>
+              </w:rPr>
+              <w:t>Performance: dashboard loads within the target time</w:t>
+            </w:r>
+          </w:p>
+        </w:tc>
+        <w:tc>
+          <w:tcPr>
+            <w:tcW w:type="dxa" w:w="1250"/>
+            <w:tcMar>
+              <w:top w:type="dxa" w:w="60"/>
+              <w:left w:type="dxa" w:w="100"/>
+              <w:bottom w:type="dxa" w:w="60"/>
+              <w:right w:type="dxa" w:w="100"/>
+            </w:tcMar>
+            <w:vAlign w:val="center"/>
+          </w:tcPr>
+          <w:p>
+            <w:pPr>
+              <w:jc w:val="left"/>
+            </w:pPr>
+            <w:r>
+              <w:rPr>
+                <w:b w:val="false"/>
+                <w:bCs w:val="false"/>
+                <w:sz w:val="15"/>
+              </w:rPr>
+              <w:t>HLD §7, §9</w:t>
+            </w:r>
+          </w:p>
+        </w:tc>
+        <w:tc>
+          <w:tcPr>
+            <w:tcW w:type="dxa" w:w="1050"/>
+            <w:tcMar>
+              <w:top w:type="dxa" w:w="60"/>
+              <w:left w:type="dxa" w:w="100"/>
+              <w:bottom w:type="dxa" w:w="60"/>
+              <w:right w:type="dxa" w:w="100"/>
+            </w:tcMar>
+            <w:vAlign w:val="center"/>
+          </w:tcPr>
+          <w:p>
+            <w:pPr>
+              <w:jc w:val="left"/>
+            </w:pPr>
+            <w:r>
+              <w:rPr>
+                <w:b w:val="false"/>
+                <w:bCs w:val="false"/>
+                <w:sz w:val="15"/>
+              </w:rPr>
+              <w:t>SWD §6</w:t>
+            </w:r>
+          </w:p>
+        </w:tc>
+        <w:tc>
+          <w:tcPr>
+            <w:tcW w:type="dxa" w:w="2180"/>
+            <w:tcMar>
+              <w:top w:type="dxa" w:w="60"/>
+              <w:left w:type="dxa" w:w="100"/>
+              <w:bottom w:type="dxa" w:w="60"/>
+              <w:right w:type="dxa" w:w="100"/>
+            </w:tcMar>
+            <w:vAlign w:val="center"/>
+          </w:tcPr>
+          <w:p>
+            <w:pPr>
+              <w:jc w:val="left"/>
+            </w:pPr>
+            <w:r>
+              <w:rPr>
+                <w:b w:val="false"/>
+                <w:bCs w:val="false"/>
+                <w:sz w:val="15"/>
+              </w:rPr>
+              <w:t>app.py: dashboard()</w:t>
+            </w:r>
+          </w:p>
+        </w:tc>
+        <w:tc>
+          <w:tcPr>
+            <w:tcW w:type="dxa" w:w="900"/>
+            <w:tcMar>
+              <w:top w:type="dxa" w:w="60"/>
+              <w:left w:type="dxa" w:w="100"/>
+              <w:bottom w:type="dxa" w:w="60"/>
+              <w:right w:type="dxa" w:w="100"/>
+            </w:tcMar>
+            <w:vAlign w:val="center"/>
+          </w:tcPr>
+          <w:p>
+            <w:pPr>
+              <w:jc w:val="left"/>
+            </w:pPr>
+            <w:r>
+              <w:rPr>
+                <w:b w:val="false"/>
+                <w:bCs w:val="false"/>
+                <w:sz w:val="15"/>
+              </w:rPr>
+              <w:t>—</w:t>
+            </w:r>
+          </w:p>
+        </w:tc>
+        <w:tc>
+          <w:tcPr>
+            <w:tcW w:type="dxa" w:w="850"/>
+            <w:tcMar>
+              <w:top w:type="dxa" w:w="60"/>
+              <w:left w:type="dxa" w:w="100"/>
+              <w:bottom w:type="dxa" w:w="60"/>
+              <w:right w:type="dxa" w:w="100"/>
+            </w:tcMar>
+            <w:vAlign w:val="center"/>
+          </w:tcPr>
+          <w:p>
+            <w:pPr>
+              <w:jc w:val="left"/>
+            </w:pPr>
+            <w:r>
+              <w:rPr>
+                <w:b w:val="false"/>
+                <w:bCs w:val="false"/>
+                <w:sz w:val="15"/>
+              </w:rPr>
+              <w:t>AN-06</w:t>
+            </w:r>
+          </w:p>
+        </w:tc>
+      </w:tr>
+      <w:tr>
+        <w:tc>
+          <w:tcPr>
+            <w:tcW w:type="dxa" w:w="500"/>
+            <w:tcMar>
+              <w:top w:type="dxa" w:w="60"/>
+              <w:left w:type="dxa" w:w="100"/>
+              <w:bottom w:type="dxa" w:w="60"/>
+              <w:right w:type="dxa" w:w="100"/>
+            </w:tcMar>
+            <w:vAlign w:val="center"/>
+          </w:tcPr>
+          <w:p>
+            <w:pPr>
+              <w:jc w:val="left"/>
+            </w:pPr>
+            <w:r>
+              <w:rPr>
+                <w:b w:val="false"/>
+                <w:bCs w:val="false"/>
+                <w:sz w:val="15"/>
+              </w:rPr>
+              <w:t>25</w:t>
+            </w:r>
+          </w:p>
+        </w:tc>
+        <w:tc>
+          <w:tcPr>
+            <w:tcW w:type="dxa" w:w="880"/>
+            <w:tcMar>
+              <w:top w:type="dxa" w:w="60"/>
+              <w:left w:type="dxa" w:w="100"/>
+              <w:bottom w:type="dxa" w:w="60"/>
+              <w:right w:type="dxa" w:w="100"/>
+            </w:tcMar>
+            <w:vAlign w:val="center"/>
+          </w:tcPr>
+          <w:p>
+            <w:pPr>
+              <w:jc w:val="left"/>
+            </w:pPr>
+            <w:r>
+              <w:rPr>
+                <w:b w:val="false"/>
+                <w:bCs w:val="false"/>
+                <w:sz w:val="15"/>
+              </w:rPr>
+              <w:t>SRS 6.3</w:t>
+            </w:r>
+          </w:p>
+        </w:tc>
+        <w:tc>
+          <w:tcPr>
+            <w:tcW w:type="dxa" w:w="1750"/>
+            <w:tcMar>
+              <w:top w:type="dxa" w:w="60"/>
+              <w:left w:type="dxa" w:w="100"/>
+              <w:bottom w:type="dxa" w:w="60"/>
+              <w:right w:type="dxa" w:w="100"/>
+            </w:tcMar>
+            <w:vAlign w:val="center"/>
+          </w:tcPr>
+          <w:p>
+            <w:pPr>
+              <w:jc w:val="left"/>
+            </w:pPr>
+            <w:r>
+              <w:rPr>
+                <w:b w:val="false"/>
+                <w:bCs w:val="false"/>
+                <w:sz w:val="15"/>
+              </w:rPr>
+              <w:t>Security: server-side role checks and session expiry after inactivity (default 30 min)</w:t>
+            </w:r>
+          </w:p>
+        </w:tc>
+        <w:tc>
+          <w:tcPr>
+            <w:tcW w:type="dxa" w:w="1250"/>
+            <w:tcMar>
+              <w:top w:type="dxa" w:w="60"/>
+              <w:left w:type="dxa" w:w="100"/>
+              <w:bottom w:type="dxa" w:w="60"/>
+              <w:right w:type="dxa" w:w="100"/>
+            </w:tcMar>
+            <w:vAlign w:val="center"/>
+          </w:tcPr>
+          <w:p>
+            <w:pPr>
+              <w:jc w:val="left"/>
+            </w:pPr>
+            <w:r>
+              <w:rPr>
+                <w:b w:val="false"/>
+                <w:bCs w:val="false"/>
+                <w:sz w:val="15"/>
+              </w:rPr>
+              <w:t>HLD §4 (Auth/Role Manager); §9</w:t>
+            </w:r>
+          </w:p>
+        </w:tc>
+        <w:tc>
+          <w:tcPr>
+            <w:tcW w:type="dxa" w:w="1050"/>
+            <w:tcMar>
+              <w:top w:type="dxa" w:w="60"/>
+              <w:left w:type="dxa" w:w="100"/>
+              <w:bottom w:type="dxa" w:w="60"/>
+              <w:right w:type="dxa" w:w="100"/>
+            </w:tcMar>
+            <w:vAlign w:val="center"/>
+          </w:tcPr>
+          <w:p>
+            <w:pPr>
+              <w:jc w:val="left"/>
+            </w:pPr>
+            <w:r>
+              <w:rPr>
+                <w:b w:val="false"/>
+                <w:bCs w:val="false"/>
+                <w:sz w:val="15"/>
+              </w:rPr>
+              <w:t>SWD §7</w:t>
+            </w:r>
+          </w:p>
+        </w:tc>
+        <w:tc>
+          <w:tcPr>
+            <w:tcW w:type="dxa" w:w="2180"/>
+            <w:tcMar>
+              <w:top w:type="dxa" w:w="60"/>
+              <w:left w:type="dxa" w:w="100"/>
+              <w:bottom w:type="dxa" w:w="60"/>
+              <w:right w:type="dxa" w:w="100"/>
+            </w:tcMar>
+            <w:vAlign w:val="center"/>
+          </w:tcPr>
+          <w:p>
+            <w:pPr>
+              <w:jc w:val="left"/>
+            </w:pPr>
+            <w:r>
+              <w:rPr>
+                <w:b w:val="false"/>
+                <w:bCs w:val="false"/>
+                <w:sz w:val="15"/>
+              </w:rPr>
+              <w:t>app.py: role_required(), SESSION_IDLE_MINUTES, start_session()</w:t>
+            </w:r>
+          </w:p>
+        </w:tc>
+        <w:tc>
+          <w:tcPr>
+            <w:tcW w:type="dxa" w:w="900"/>
+            <w:tcMar>
+              <w:top w:type="dxa" w:w="60"/>
+              <w:left w:type="dxa" w:w="100"/>
+              <w:bottom w:type="dxa" w:w="60"/>
+              <w:right w:type="dxa" w:w="100"/>
+            </w:tcMar>
+            <w:vAlign w:val="center"/>
+          </w:tcPr>
+          <w:p>
+            <w:pPr>
+              <w:jc w:val="left"/>
+            </w:pPr>
+            <w:r>
+              <w:rPr>
+                <w:b w:val="false"/>
+                <w:bCs w:val="false"/>
+                <w:sz w:val="15"/>
+              </w:rPr>
+              <w:t>AU-07, AU-08, AU-09</w:t>
+            </w:r>
+          </w:p>
+        </w:tc>
+        <w:tc>
+          <w:tcPr>
+            <w:tcW w:type="dxa" w:w="850"/>
+            <w:tcMar>
+              <w:top w:type="dxa" w:w="60"/>
+              <w:left w:type="dxa" w:w="100"/>
+              <w:bottom w:type="dxa" w:w="60"/>
+              <w:right w:type="dxa" w:w="100"/>
+            </w:tcMar>
+            <w:vAlign w:val="center"/>
+          </w:tcPr>
+          <w:p>
+            <w:pPr>
+              <w:jc w:val="left"/>
+            </w:pPr>
+            <w:r>
+              <w:rPr>
+                <w:b w:val="false"/>
+                <w:bCs w:val="false"/>
+                <w:sz w:val="15"/>
+              </w:rPr>
+              <w:t>AU-14</w:t>
             </w:r>
           </w:p>
         </w:tc>
